--- a/lessons/2-1/downloads/reveal/2.1-session-2-practice-form-a.docx
+++ b/lessons/2-1/downloads/reveal/2.1-session-2-practice-form-a.docx
@@ -15,7 +15,7 @@
         <w:rPr>
           <w:rFonts w:ascii="Avenir Next" w:hAnsi="Avenir Next" w:cs="Avenir Next" w:eastAsia="Avenir Next"/>
           <w:color w:val="1A1A1A"/>
-          <w:sz w:val="20"/>
+          <w:sz w:val="22"/>
           <w:szCs w:val="20"/>
         </w:rPr>
         <w:t xml:space="preserve">Name</w:t>
@@ -33,7 +33,7 @@
         <w:rPr>
           <w:rFonts w:ascii="Avenir Next" w:hAnsi="Avenir Next" w:cs="Avenir Next" w:eastAsia="Avenir Next"/>
           <w:color w:val="1A1A1A"/>
-          <w:sz w:val="20"/>
+          <w:sz w:val="22"/>
           <w:szCs w:val="20"/>
         </w:rPr>
         <w:t xml:space="preserve">   Date</w:t>
@@ -51,7 +51,7 @@
         <w:rPr>
           <w:rFonts w:ascii="Avenir Next" w:hAnsi="Avenir Next" w:cs="Avenir Next" w:eastAsia="Avenir Next"/>
           <w:color w:val="1A1A1A"/>
-          <w:sz w:val="20"/>
+          <w:sz w:val="22"/>
           <w:szCs w:val="20"/>
         </w:rPr>
         <w:t xml:space="preserve">   Period</w:t>
@@ -78,7 +78,7 @@
           <w:caps/>
           <w:color w:val="003A70"/>
           <w:spacing w:val="12"/>
-          <w:sz w:val="19"/>
+          <w:sz w:val="22"/>
           <w:szCs w:val="19"/>
         </w:rPr>
         <w:t xml:space="preserve">Lesson 2-1  ·  Session 2  ·  Practice  ·  Form A</w:t>
@@ -86,6 +86,7 @@
     </w:p>
     <w:p>
       <w:pPr>
+        <w:pStyle w:val="Heading1"/>
         <w:keepNext/>
         <w:spacing w:before="0" w:after="10" w:line="240" w:lineRule="auto"/>
       </w:pPr>
@@ -111,7 +112,7 @@
         <w:rPr>
           <w:rFonts w:ascii="Avenir Next" w:hAnsi="Avenir Next" w:cs="Avenir Next" w:eastAsia="Avenir Next"/>
           <w:color w:val="5A5F66"/>
-          <w:sz w:val="17"/>
+          <w:sz w:val="22"/>
           <w:szCs w:val="17"/>
         </w:rPr>
         <w:t xml:space="preserve">Learning target — I can build a dot plot and describe the shape of the data it shows.</w:t>
@@ -128,7 +129,7 @@
     </w:p>
     <w:p>
       <w:pPr>
-        <w:spacing w:before="0" w:after="0" w:line="60" w:lineRule="auto"/>
+        <w:spacing w:before="0" w:after="0" w:line="50" w:lineRule="exact"/>
       </w:pPr>
     </w:p>
     <w:tbl>
@@ -167,6 +168,7 @@
           </w:tcPr>
           <w:p>
             <w:pPr>
+              <w:pStyle w:val="Heading2"/>
               <w:spacing w:before="0" w:after="40" w:line="264" w:lineRule="auto"/>
             </w:pPr>
             <w:r>
@@ -194,63 +196,63 @@
                 <w:rFonts w:ascii="Avenir Next" w:hAnsi="Avenir Next" w:cs="Avenir Next" w:eastAsia="Avenir Next"/>
                 <w:b/>
                 <w:color w:val="003A70"/>
+                <w:sz w:val="22"/>
+                <w:szCs w:val="18"/>
+              </w:rPr>
+              <w:t xml:space="preserve">•</w:t>
+            </w:r>
+            <w:r>
+              <w:rPr>
+                <w:rFonts w:ascii="Avenir Next" w:hAnsi="Avenir Next" w:cs="Avenir Next" w:eastAsia="Avenir Next"/>
+                <w:color w:val="1A1A1A"/>
                 <w:sz w:val="18"/>
                 <w:szCs w:val="18"/>
               </w:rPr>
-              <w:t xml:space="preserve">•</w:t>
-            </w:r>
-            <w:r>
-              <w:rPr>
-                <w:rFonts w:ascii="Avenir Next" w:hAnsi="Avenir Next" w:cs="Avenir Next" w:eastAsia="Avenir Next"/>
-                <w:color w:val="1A1A1A"/>
-                <w:sz w:val="18"/>
+              <w:tab/>
+            </w:r>
+            <w:r>
+              <w:rPr>
+                <w:rFonts w:ascii="Avenir Next" w:hAnsi="Avenir Next" w:cs="Avenir Next" w:eastAsia="Avenir Next"/>
+                <w:color w:val="1A1A1A"/>
+                <w:sz w:val="22"/>
                 <w:szCs w:val="18"/>
               </w:rPr>
-              <w:tab/>
-            </w:r>
-            <w:r>
-              <w:rPr>
-                <w:rFonts w:ascii="Avenir Next" w:hAnsi="Avenir Next" w:cs="Avenir Next" w:eastAsia="Avenir Next"/>
-                <w:color w:val="1A1A1A"/>
-                <w:sz w:val="18"/>
+              <w:t xml:space="preserve">A </w:t>
+            </w:r>
+            <w:r>
+              <w:rPr>
+                <w:rFonts w:ascii="Avenir Next" w:hAnsi="Avenir Next" w:cs="Avenir Next" w:eastAsia="Avenir Next"/>
+                <w:b/>
+                <w:color w:val="1A1A1A"/>
+                <w:sz w:val="22"/>
                 <w:szCs w:val="18"/>
               </w:rPr>
-              <w:t xml:space="preserve">A </w:t>
-            </w:r>
-            <w:r>
-              <w:rPr>
-                <w:rFonts w:ascii="Avenir Next" w:hAnsi="Avenir Next" w:cs="Avenir Next" w:eastAsia="Avenir Next"/>
-                <w:b/>
-                <w:color w:val="1A1A1A"/>
-                <w:sz w:val="18"/>
+              <w:t xml:space="preserve">dot plot</w:t>
+            </w:r>
+            <w:r>
+              <w:rPr>
+                <w:rFonts w:ascii="Avenir Next" w:hAnsi="Avenir Next" w:cs="Avenir Next" w:eastAsia="Avenir Next"/>
+                <w:color w:val="1A1A1A"/>
+                <w:sz w:val="22"/>
                 <w:szCs w:val="18"/>
               </w:rPr>
-              <w:t xml:space="preserve">dot plot</w:t>
-            </w:r>
-            <w:r>
-              <w:rPr>
-                <w:rFonts w:ascii="Avenir Next" w:hAnsi="Avenir Next" w:cs="Avenir Next" w:eastAsia="Avenir Next"/>
-                <w:color w:val="1A1A1A"/>
-                <w:sz w:val="18"/>
+              <w:t xml:space="preserve"> shows one dot for each data value. Repeated values </w:t>
+            </w:r>
+            <w:r>
+              <w:rPr>
+                <w:rFonts w:ascii="Avenir Next" w:hAnsi="Avenir Next" w:cs="Avenir Next" w:eastAsia="Avenir Next"/>
+                <w:b/>
+                <w:color w:val="1A1A1A"/>
+                <w:sz w:val="22"/>
                 <w:szCs w:val="18"/>
               </w:rPr>
-              <w:t xml:space="preserve"> shows one dot for each data value. Repeated values </w:t>
-            </w:r>
-            <w:r>
-              <w:rPr>
-                <w:rFonts w:ascii="Avenir Next" w:hAnsi="Avenir Next" w:cs="Avenir Next" w:eastAsia="Avenir Next"/>
-                <w:b/>
-                <w:color w:val="1A1A1A"/>
-                <w:sz w:val="18"/>
-                <w:szCs w:val="18"/>
-              </w:rPr>
               <w:t xml:space="preserve">stack</w:t>
             </w:r>
             <w:r>
               <w:rPr>
                 <w:rFonts w:ascii="Avenir Next" w:hAnsi="Avenir Next" w:cs="Avenir Next" w:eastAsia="Avenir Next"/>
                 <w:color w:val="1A1A1A"/>
-                <w:sz w:val="18"/>
+                <w:sz w:val="22"/>
                 <w:szCs w:val="18"/>
               </w:rPr>
               <w:t xml:space="preserve"> up.</w:t>
@@ -269,44 +271,44 @@
                 <w:rFonts w:ascii="Avenir Next" w:hAnsi="Avenir Next" w:cs="Avenir Next" w:eastAsia="Avenir Next"/>
                 <w:b/>
                 <w:color w:val="003A70"/>
+                <w:sz w:val="22"/>
+                <w:szCs w:val="18"/>
+              </w:rPr>
+              <w:t xml:space="preserve">•</w:t>
+            </w:r>
+            <w:r>
+              <w:rPr>
+                <w:rFonts w:ascii="Avenir Next" w:hAnsi="Avenir Next" w:cs="Avenir Next" w:eastAsia="Avenir Next"/>
+                <w:color w:val="1A1A1A"/>
                 <w:sz w:val="18"/>
                 <w:szCs w:val="18"/>
               </w:rPr>
-              <w:t xml:space="preserve">•</w:t>
-            </w:r>
-            <w:r>
-              <w:rPr>
-                <w:rFonts w:ascii="Avenir Next" w:hAnsi="Avenir Next" w:cs="Avenir Next" w:eastAsia="Avenir Next"/>
-                <w:color w:val="1A1A1A"/>
-                <w:sz w:val="18"/>
+              <w:tab/>
+            </w:r>
+            <w:r>
+              <w:rPr>
+                <w:rFonts w:ascii="Avenir Next" w:hAnsi="Avenir Next" w:cs="Avenir Next" w:eastAsia="Avenir Next"/>
+                <w:color w:val="1A1A1A"/>
+                <w:sz w:val="22"/>
                 <w:szCs w:val="18"/>
               </w:rPr>
-              <w:tab/>
-            </w:r>
-            <w:r>
-              <w:rPr>
-                <w:rFonts w:ascii="Avenir Next" w:hAnsi="Avenir Next" w:cs="Avenir Next" w:eastAsia="Avenir Next"/>
-                <w:color w:val="1A1A1A"/>
-                <w:sz w:val="18"/>
+              <w:t xml:space="preserve">The </w:t>
+            </w:r>
+            <w:r>
+              <w:rPr>
+                <w:rFonts w:ascii="Avenir Next" w:hAnsi="Avenir Next" w:cs="Avenir Next" w:eastAsia="Avenir Next"/>
+                <w:b/>
+                <w:color w:val="1A1A1A"/>
+                <w:sz w:val="22"/>
                 <w:szCs w:val="18"/>
               </w:rPr>
-              <w:t xml:space="preserve">The </w:t>
-            </w:r>
-            <w:r>
-              <w:rPr>
-                <w:rFonts w:ascii="Avenir Next" w:hAnsi="Avenir Next" w:cs="Avenir Next" w:eastAsia="Avenir Next"/>
-                <w:b/>
-                <w:color w:val="1A1A1A"/>
-                <w:sz w:val="18"/>
-                <w:szCs w:val="18"/>
-              </w:rPr>
               <w:t xml:space="preserve">peak</w:t>
             </w:r>
             <w:r>
               <w:rPr>
                 <w:rFonts w:ascii="Avenir Next" w:hAnsi="Avenir Next" w:cs="Avenir Next" w:eastAsia="Avenir Next"/>
                 <w:color w:val="1A1A1A"/>
-                <w:sz w:val="18"/>
+                <w:sz w:val="22"/>
                 <w:szCs w:val="18"/>
               </w:rPr>
               <w:t xml:space="preserve"> (tallest stack) is the most common value. Total dots = number of values.</w:t>
@@ -325,54 +327,54 @@
                 <w:rFonts w:ascii="Avenir Next" w:hAnsi="Avenir Next" w:cs="Avenir Next" w:eastAsia="Avenir Next"/>
                 <w:b/>
                 <w:color w:val="003A70"/>
+                <w:sz w:val="22"/>
+                <w:szCs w:val="18"/>
+              </w:rPr>
+              <w:t xml:space="preserve">•</w:t>
+            </w:r>
+            <w:r>
+              <w:rPr>
+                <w:rFonts w:ascii="Avenir Next" w:hAnsi="Avenir Next" w:cs="Avenir Next" w:eastAsia="Avenir Next"/>
+                <w:color w:val="1A1A1A"/>
                 <w:sz w:val="18"/>
                 <w:szCs w:val="18"/>
               </w:rPr>
-              <w:t xml:space="preserve">•</w:t>
-            </w:r>
-            <w:r>
-              <w:rPr>
-                <w:rFonts w:ascii="Avenir Next" w:hAnsi="Avenir Next" w:cs="Avenir Next" w:eastAsia="Avenir Next"/>
-                <w:color w:val="1A1A1A"/>
-                <w:sz w:val="18"/>
+              <w:tab/>
+            </w:r>
+            <w:r>
+              <w:rPr>
+                <w:rFonts w:ascii="Avenir Next" w:hAnsi="Avenir Next" w:cs="Avenir Next" w:eastAsia="Avenir Next"/>
+                <w:b/>
+                <w:color w:val="1A1A1A"/>
+                <w:sz w:val="22"/>
                 <w:szCs w:val="18"/>
               </w:rPr>
-              <w:tab/>
-            </w:r>
-            <w:r>
-              <w:rPr>
-                <w:rFonts w:ascii="Avenir Next" w:hAnsi="Avenir Next" w:cs="Avenir Next" w:eastAsia="Avenir Next"/>
-                <w:b/>
-                <w:color w:val="1A1A1A"/>
-                <w:sz w:val="18"/>
+              <w:t xml:space="preserve">Symmetric</w:t>
+            </w:r>
+            <w:r>
+              <w:rPr>
+                <w:rFonts w:ascii="Avenir Next" w:hAnsi="Avenir Next" w:cs="Avenir Next" w:eastAsia="Avenir Next"/>
+                <w:color w:val="1A1A1A"/>
+                <w:sz w:val="22"/>
                 <w:szCs w:val="18"/>
               </w:rPr>
-              <w:t xml:space="preserve">Symmetric</w:t>
-            </w:r>
-            <w:r>
-              <w:rPr>
-                <w:rFonts w:ascii="Avenir Next" w:hAnsi="Avenir Next" w:cs="Avenir Next" w:eastAsia="Avenir Next"/>
-                <w:color w:val="1A1A1A"/>
-                <w:sz w:val="18"/>
+              <w:t xml:space="preserve">: both sides match. </w:t>
+            </w:r>
+            <w:r>
+              <w:rPr>
+                <w:rFonts w:ascii="Avenir Next" w:hAnsi="Avenir Next" w:cs="Avenir Next" w:eastAsia="Avenir Next"/>
+                <w:b/>
+                <w:color w:val="1A1A1A"/>
+                <w:sz w:val="22"/>
                 <w:szCs w:val="18"/>
               </w:rPr>
-              <w:t xml:space="preserve">: both sides match. </w:t>
-            </w:r>
-            <w:r>
-              <w:rPr>
-                <w:rFonts w:ascii="Avenir Next" w:hAnsi="Avenir Next" w:cs="Avenir Next" w:eastAsia="Avenir Next"/>
-                <w:b/>
-                <w:color w:val="1A1A1A"/>
-                <w:sz w:val="18"/>
-                <w:szCs w:val="18"/>
-              </w:rPr>
               <w:t xml:space="preserve">Skewed left/right</w:t>
             </w:r>
             <w:r>
               <w:rPr>
                 <w:rFonts w:ascii="Avenir Next" w:hAnsi="Avenir Next" w:cs="Avenir Next" w:eastAsia="Avenir Next"/>
                 <w:color w:val="1A1A1A"/>
-                <w:sz w:val="18"/>
+                <w:sz w:val="22"/>
                 <w:szCs w:val="18"/>
               </w:rPr>
               <w:t xml:space="preserve">: the long tail points that way.</w:t>
@@ -387,6 +389,7 @@
           </w:tcPr>
           <w:p>
             <w:pPr>
+              <w:pStyle w:val="Heading2"/>
               <w:spacing w:before="0" w:after="40" w:line="264" w:lineRule="auto"/>
             </w:pPr>
             <w:r>
@@ -409,7 +412,7 @@
               <w:rPr>
                 <w:rFonts w:ascii="Avenir Next" w:hAnsi="Avenir Next" w:cs="Avenir Next" w:eastAsia="Avenir Next"/>
                 <w:color w:val="1A1A1A"/>
-                <w:sz w:val="17"/>
+                <w:sz w:val="22"/>
                 <w:szCs w:val="17"/>
               </w:rPr>
               <w:t xml:space="preserve">Six students read 3, 1, 2, 3, 3, 5 books. Make a dot plot and read it.</w:t>
@@ -428,25 +431,25 @@
                 <w:rFonts w:ascii="Avenir Next" w:hAnsi="Avenir Next" w:cs="Avenir Next" w:eastAsia="Avenir Next"/>
                 <w:b/>
                 <w:color w:val="003A70"/>
+                <w:sz w:val="22"/>
+                <w:szCs w:val="17"/>
+              </w:rPr>
+              <w:t xml:space="preserve">Step 1</w:t>
+            </w:r>
+            <w:r>
+              <w:rPr>
+                <w:rFonts w:ascii="Avenir Next" w:hAnsi="Avenir Next" w:cs="Avenir Next" w:eastAsia="Avenir Next"/>
+                <w:color w:val="1A1A1A"/>
                 <w:sz w:val="17"/>
                 <w:szCs w:val="17"/>
               </w:rPr>
-              <w:t xml:space="preserve">Step 1</w:t>
-            </w:r>
-            <w:r>
-              <w:rPr>
-                <w:rFonts w:ascii="Avenir Next" w:hAnsi="Avenir Next" w:cs="Avenir Next" w:eastAsia="Avenir Next"/>
-                <w:color w:val="1A1A1A"/>
-                <w:sz w:val="17"/>
-                <w:szCs w:val="17"/>
-              </w:rPr>
               <w:tab/>
             </w:r>
             <w:r>
               <w:rPr>
                 <w:rFonts w:ascii="Avenir Next" w:hAnsi="Avenir Next" w:cs="Avenir Next" w:eastAsia="Avenir Next"/>
                 <w:color w:val="1A1A1A"/>
-                <w:sz w:val="17"/>
+                <w:sz w:val="22"/>
                 <w:szCs w:val="17"/>
               </w:rPr>
               <w:t xml:space="preserve">Draw a line from 1 to 5.</w:t>
@@ -465,25 +468,25 @@
                 <w:rFonts w:ascii="Avenir Next" w:hAnsi="Avenir Next" w:cs="Avenir Next" w:eastAsia="Avenir Next"/>
                 <w:b/>
                 <w:color w:val="003A70"/>
+                <w:sz w:val="22"/>
+                <w:szCs w:val="17"/>
+              </w:rPr>
+              <w:t xml:space="preserve">Step 2</w:t>
+            </w:r>
+            <w:r>
+              <w:rPr>
+                <w:rFonts w:ascii="Avenir Next" w:hAnsi="Avenir Next" w:cs="Avenir Next" w:eastAsia="Avenir Next"/>
+                <w:color w:val="1A1A1A"/>
                 <w:sz w:val="17"/>
                 <w:szCs w:val="17"/>
               </w:rPr>
-              <w:t xml:space="preserve">Step 2</w:t>
-            </w:r>
-            <w:r>
-              <w:rPr>
-                <w:rFonts w:ascii="Avenir Next" w:hAnsi="Avenir Next" w:cs="Avenir Next" w:eastAsia="Avenir Next"/>
-                <w:color w:val="1A1A1A"/>
-                <w:sz w:val="17"/>
-                <w:szCs w:val="17"/>
-              </w:rPr>
               <w:tab/>
             </w:r>
             <w:r>
               <w:rPr>
                 <w:rFonts w:ascii="Avenir Next" w:hAnsi="Avenir Next" w:cs="Avenir Next" w:eastAsia="Avenir Next"/>
                 <w:color w:val="1A1A1A"/>
-                <w:sz w:val="17"/>
+                <w:sz w:val="22"/>
                 <w:szCs w:val="17"/>
               </w:rPr>
               <w:t xml:space="preserve">Stack dots: one at 1, one at 2, three at 3, one at 5.</w:t>
@@ -502,25 +505,25 @@
                 <w:rFonts w:ascii="Avenir Next" w:hAnsi="Avenir Next" w:cs="Avenir Next" w:eastAsia="Avenir Next"/>
                 <w:b/>
                 <w:color w:val="003A70"/>
+                <w:sz w:val="22"/>
+                <w:szCs w:val="17"/>
+              </w:rPr>
+              <w:t xml:space="preserve">Step 3</w:t>
+            </w:r>
+            <w:r>
+              <w:rPr>
+                <w:rFonts w:ascii="Avenir Next" w:hAnsi="Avenir Next" w:cs="Avenir Next" w:eastAsia="Avenir Next"/>
+                <w:color w:val="1A1A1A"/>
                 <w:sz w:val="17"/>
                 <w:szCs w:val="17"/>
               </w:rPr>
-              <w:t xml:space="preserve">Step 3</w:t>
-            </w:r>
-            <w:r>
-              <w:rPr>
-                <w:rFonts w:ascii="Avenir Next" w:hAnsi="Avenir Next" w:cs="Avenir Next" w:eastAsia="Avenir Next"/>
-                <w:color w:val="1A1A1A"/>
-                <w:sz w:val="17"/>
-                <w:szCs w:val="17"/>
-              </w:rPr>
               <w:tab/>
             </w:r>
             <w:r>
               <w:rPr>
                 <w:rFonts w:ascii="Avenir Next" w:hAnsi="Avenir Next" w:cs="Avenir Next" w:eastAsia="Avenir Next"/>
                 <w:color w:val="1A1A1A"/>
-                <w:sz w:val="17"/>
+                <w:sz w:val="22"/>
                 <w:szCs w:val="17"/>
               </w:rPr>
               <w:t xml:space="preserve">Check: 6 dots for 6 students.</w:t>
@@ -539,18 +542,18 @@
                 <w:rFonts w:ascii="Avenir Next" w:hAnsi="Avenir Next" w:cs="Avenir Next" w:eastAsia="Avenir Next"/>
                 <w:b/>
                 <w:color w:val="1A1A1A"/>
+                <w:sz w:val="22"/>
+                <w:szCs w:val="17"/>
+              </w:rPr>
+              <w:t xml:space="preserve">Answer</w:t>
+            </w:r>
+            <w:r>
+              <w:rPr>
+                <w:rFonts w:ascii="Avenir Next" w:hAnsi="Avenir Next" w:cs="Avenir Next" w:eastAsia="Avenir Next"/>
+                <w:color w:val="1A1A1A"/>
                 <w:sz w:val="17"/>
                 <w:szCs w:val="17"/>
               </w:rPr>
-              <w:t xml:space="preserve">Answer</w:t>
-            </w:r>
-            <w:r>
-              <w:rPr>
-                <w:rFonts w:ascii="Avenir Next" w:hAnsi="Avenir Next" w:cs="Avenir Next" w:eastAsia="Avenir Next"/>
-                <w:color w:val="1A1A1A"/>
-                <w:sz w:val="17"/>
-                <w:szCs w:val="17"/>
-              </w:rPr>
               <w:tab/>
             </w:r>
             <w:r>
@@ -558,7 +561,7 @@
                 <w:rFonts w:ascii="Avenir Next" w:hAnsi="Avenir Next" w:cs="Avenir Next" w:eastAsia="Avenir Next"/>
                 <w:b/>
                 <w:color w:val="1A1A1A"/>
-                <w:sz w:val="17"/>
+                <w:sz w:val="22"/>
                 <w:szCs w:val="17"/>
               </w:rPr>
               <w:t xml:space="preserve">Most common value 3; least 1; greatest 5</w:t>
@@ -587,7 +590,7 @@
           <w:rFonts w:ascii="Avenir Next" w:hAnsi="Avenir Next" w:cs="Avenir Next" w:eastAsia="Avenir Next"/>
           <w:b/>
           <w:color w:val="1A1A1A"/>
-          <w:sz w:val="17"/>
+          <w:sz w:val="22"/>
           <w:szCs w:val="17"/>
         </w:rPr>
         <w:t xml:space="preserve">dot plot</w:t>
@@ -597,7 +600,7 @@
           <w:rFonts w:ascii="Avenir Next" w:hAnsi="Avenir Next" w:cs="Avenir Next" w:eastAsia="Avenir Next"/>
           <w:i/>
           <w:color w:val="5A5F66"/>
-          <w:sz w:val="17"/>
+          <w:sz w:val="22"/>
           <w:szCs w:val="17"/>
         </w:rPr>
         <w:t xml:space="preserve"> (diagrama de puntos)</w:t>
@@ -606,7 +609,7 @@
         <w:rPr>
           <w:rFonts w:ascii="Avenir Next" w:hAnsi="Avenir Next" w:cs="Avenir Next" w:eastAsia="Avenir Next"/>
           <w:color w:val="5A5F66"/>
-          <w:sz w:val="17"/>
+          <w:sz w:val="22"/>
           <w:szCs w:val="17"/>
         </w:rPr>
         <w:t xml:space="preserve">   ·   </w:t>
@@ -616,7 +619,7 @@
           <w:rFonts w:ascii="Avenir Next" w:hAnsi="Avenir Next" w:cs="Avenir Next" w:eastAsia="Avenir Next"/>
           <w:b/>
           <w:color w:val="1A1A1A"/>
-          <w:sz w:val="17"/>
+          <w:sz w:val="22"/>
           <w:szCs w:val="17"/>
         </w:rPr>
         <w:t xml:space="preserve">symmetric</w:t>
@@ -626,7 +629,7 @@
           <w:rFonts w:ascii="Avenir Next" w:hAnsi="Avenir Next" w:cs="Avenir Next" w:eastAsia="Avenir Next"/>
           <w:i/>
           <w:color w:val="5A5F66"/>
-          <w:sz w:val="17"/>
+          <w:sz w:val="22"/>
           <w:szCs w:val="17"/>
         </w:rPr>
         <w:t xml:space="preserve"> (simétrico)</w:t>
@@ -635,7 +638,7 @@
         <w:rPr>
           <w:rFonts w:ascii="Avenir Next" w:hAnsi="Avenir Next" w:cs="Avenir Next" w:eastAsia="Avenir Next"/>
           <w:color w:val="5A5F66"/>
-          <w:sz w:val="17"/>
+          <w:sz w:val="22"/>
           <w:szCs w:val="17"/>
         </w:rPr>
         <w:t xml:space="preserve">   ·   </w:t>
@@ -645,7 +648,7 @@
           <w:rFonts w:ascii="Avenir Next" w:hAnsi="Avenir Next" w:cs="Avenir Next" w:eastAsia="Avenir Next"/>
           <w:b/>
           <w:color w:val="1A1A1A"/>
-          <w:sz w:val="17"/>
+          <w:sz w:val="22"/>
           <w:szCs w:val="17"/>
         </w:rPr>
         <w:t xml:space="preserve">skewed</w:t>
@@ -655,7 +658,7 @@
           <w:rFonts w:ascii="Avenir Next" w:hAnsi="Avenir Next" w:cs="Avenir Next" w:eastAsia="Avenir Next"/>
           <w:i/>
           <w:color w:val="5A5F66"/>
-          <w:sz w:val="17"/>
+          <w:sz w:val="22"/>
           <w:szCs w:val="17"/>
         </w:rPr>
         <w:t xml:space="preserve"> (sesgado)</w:t>
@@ -664,7 +667,7 @@
         <w:rPr>
           <w:rFonts w:ascii="Avenir Next" w:hAnsi="Avenir Next" w:cs="Avenir Next" w:eastAsia="Avenir Next"/>
           <w:color w:val="5A5F66"/>
-          <w:sz w:val="17"/>
+          <w:sz w:val="22"/>
           <w:szCs w:val="17"/>
         </w:rPr>
         <w:t xml:space="preserve">   ·   </w:t>
@@ -674,7 +677,7 @@
           <w:rFonts w:ascii="Avenir Next" w:hAnsi="Avenir Next" w:cs="Avenir Next" w:eastAsia="Avenir Next"/>
           <w:b/>
           <w:color w:val="1A1A1A"/>
-          <w:sz w:val="17"/>
+          <w:sz w:val="22"/>
           <w:szCs w:val="17"/>
         </w:rPr>
         <w:t xml:space="preserve">most common value</w:t>
@@ -684,7 +687,7 @@
           <w:rFonts w:ascii="Avenir Next" w:hAnsi="Avenir Next" w:cs="Avenir Next" w:eastAsia="Avenir Next"/>
           <w:i/>
           <w:color w:val="5A5F66"/>
-          <w:sz w:val="17"/>
+          <w:sz w:val="22"/>
           <w:szCs w:val="17"/>
         </w:rPr>
         <w:t xml:space="preserve"> (valor más común)</w:t>
@@ -692,6 +695,7 @@
     </w:p>
     <w:p>
       <w:pPr>
+        <w:pStyle w:val="Heading2"/>
         <w:keepNext/>
         <w:pBdr>
           <w:bottom w:val="single" w:sz="8" w:space="3" w:color="003A70"/>
@@ -707,7 +711,7 @@
           <w:b/>
           <w:color w:val="003A70"/>
           <w:spacing w:val="14"/>
-          <w:sz w:val="19"/>
+          <w:sz w:val="22"/>
           <w:szCs w:val="19"/>
         </w:rPr>
         <w:t xml:space="preserve">PRACTICE</w:t>
@@ -726,7 +730,7 @@
           <w:rFonts w:ascii="Avenir Next" w:hAnsi="Avenir Next" w:cs="Avenir Next" w:eastAsia="Avenir Next"/>
           <w:i/>
           <w:color w:val="5A5F66"/>
-          <w:sz w:val="17"/>
+          <w:sz w:val="22"/>
           <w:szCs w:val="17"/>
         </w:rPr>
         <w:t xml:space="preserve">show your work · label units</w:t>
@@ -734,7 +738,7 @@
     </w:p>
     <w:p>
       <w:pPr>
-        <w:spacing w:before="0" w:after="0" w:line="20" w:lineRule="exact"/>
+        <w:spacing w:before="0" w:after="0" w:line="50" w:lineRule="exact"/>
       </w:pPr>
     </w:p>
     <w:tbl>
@@ -818,35 +822,35 @@
                       <w:rFonts w:ascii="Avenir Next" w:hAnsi="Avenir Next" w:cs="Avenir Next" w:eastAsia="Avenir Next"/>
                       <w:b/>
                       <w:color w:val="1A1A1A"/>
+                      <w:sz w:val="22"/>
+                      <w:szCs w:val="20"/>
+                    </w:rPr>
+                    <w:t xml:space="preserve">1.</w:t>
+                  </w:r>
+                  <w:r>
+                    <w:rPr>
+                      <w:rFonts w:ascii="Avenir Next" w:hAnsi="Avenir Next" w:cs="Avenir Next" w:eastAsia="Avenir Next"/>
+                      <w:color w:val="1A1A1A"/>
                       <w:sz w:val="20"/>
                       <w:szCs w:val="20"/>
                     </w:rPr>
-                    <w:t xml:space="preserve">1.</w:t>
-                  </w:r>
-                  <w:r>
-                    <w:rPr>
-                      <w:rFonts w:ascii="Avenir Next" w:hAnsi="Avenir Next" w:cs="Avenir Next" w:eastAsia="Avenir Next"/>
-                      <w:color w:val="1A1A1A"/>
-                      <w:sz w:val="20"/>
+                    <w:tab/>
+                  </w:r>
+                  <w:r>
+                    <w:rPr>
+                      <w:rFonts w:ascii="Avenir Next" w:hAnsi="Avenir Next" w:cs="Avenir Next" w:eastAsia="Avenir Next"/>
+                      <w:b/>
+                      <w:color w:val="1A1A1A"/>
+                      <w:sz w:val="22"/>
                       <w:szCs w:val="20"/>
                     </w:rPr>
-                    <w:tab/>
-                  </w:r>
-                  <w:r>
-                    <w:rPr>
-                      <w:rFonts w:ascii="Avenir Next" w:hAnsi="Avenir Next" w:cs="Avenir Next" w:eastAsia="Avenir Next"/>
-                      <w:b/>
-                      <w:color w:val="1A1A1A"/>
-                      <w:sz w:val="20"/>
-                      <w:szCs w:val="20"/>
-                    </w:rPr>
                     <w:t xml:space="preserve">Water Bottles.  </w:t>
                   </w:r>
                   <w:r>
                     <w:rPr>
                       <w:rFonts w:ascii="Avenir Next" w:hAnsi="Avenir Next" w:cs="Avenir Next" w:eastAsia="Avenir Next"/>
                       <w:color w:val="1A1A1A"/>
-                      <w:sz w:val="20"/>
+                      <w:sz w:val="22"/>
                       <w:szCs w:val="20"/>
                     </w:rPr>
                     <w:t xml:space="preserve">Mr. Lang asked 9 students how many bottles they filled on Friday: 2, 4, 1, 3, 2, 5, 2, 3, 2. Make a dot plot.</w:t>
@@ -863,7 +867,7 @@
                       <w:rFonts w:ascii="Avenir Next" w:hAnsi="Avenir Next" w:cs="Avenir Next" w:eastAsia="Avenir Next"/>
                       <w:b/>
                       <w:color w:val="003A70"/>
-                      <w:sz w:val="17"/>
+                      <w:sz w:val="22"/>
                       <w:szCs w:val="17"/>
                     </w:rPr>
                     <w:t xml:space="preserve">Hint  </w:t>
@@ -873,7 +877,7 @@
                       <w:rFonts w:ascii="Avenir Next" w:hAnsi="Avenir Next" w:cs="Avenir Next" w:eastAsia="Avenir Next"/>
                       <w:i/>
                       <w:color w:val="5A5F66"/>
-                      <w:sz w:val="17"/>
+                      <w:sz w:val="22"/>
                       <w:szCs w:val="17"/>
                     </w:rPr>
                     <w:t xml:space="preserve">Cross off each value as you draw its dot.</w:t>
@@ -893,25 +897,25 @@
                       <w:rFonts w:ascii="Avenir Next" w:hAnsi="Avenir Next" w:cs="Avenir Next" w:eastAsia="Avenir Next"/>
                       <w:b/>
                       <w:color w:val="003A70"/>
+                      <w:sz w:val="22"/>
+                      <w:szCs w:val="20"/>
+                    </w:rPr>
+                    <w:t xml:space="preserve">a.</w:t>
+                  </w:r>
+                  <w:r>
+                    <w:rPr>
+                      <w:rFonts w:ascii="Avenir Next" w:hAnsi="Avenir Next" w:cs="Avenir Next" w:eastAsia="Avenir Next"/>
+                      <w:color w:val="1A1A1A"/>
                       <w:sz w:val="20"/>
                       <w:szCs w:val="20"/>
                     </w:rPr>
-                    <w:t xml:space="preserve">a.</w:t>
-                  </w:r>
-                  <w:r>
-                    <w:rPr>
-                      <w:rFonts w:ascii="Avenir Next" w:hAnsi="Avenir Next" w:cs="Avenir Next" w:eastAsia="Avenir Next"/>
-                      <w:color w:val="1A1A1A"/>
-                      <w:sz w:val="20"/>
-                      <w:szCs w:val="20"/>
-                    </w:rPr>
                     <w:tab/>
                   </w:r>
                   <w:r>
                     <w:rPr>
                       <w:rFonts w:ascii="Avenir Next" w:hAnsi="Avenir Next" w:cs="Avenir Next" w:eastAsia="Avenir Next"/>
                       <w:color w:val="1A1A1A"/>
-                      <w:sz w:val="20"/>
+                      <w:sz w:val="22"/>
                       <w:szCs w:val="20"/>
                     </w:rPr>
                     <w:t xml:space="preserve">Most common value:</w:t>
@@ -950,25 +954,25 @@
                       <w:rFonts w:ascii="Avenir Next" w:hAnsi="Avenir Next" w:cs="Avenir Next" w:eastAsia="Avenir Next"/>
                       <w:b/>
                       <w:color w:val="003A70"/>
+                      <w:sz w:val="22"/>
+                      <w:szCs w:val="20"/>
+                    </w:rPr>
+                    <w:t xml:space="preserve">b.</w:t>
+                  </w:r>
+                  <w:r>
+                    <w:rPr>
+                      <w:rFonts w:ascii="Avenir Next" w:hAnsi="Avenir Next" w:cs="Avenir Next" w:eastAsia="Avenir Next"/>
+                      <w:color w:val="1A1A1A"/>
                       <w:sz w:val="20"/>
                       <w:szCs w:val="20"/>
                     </w:rPr>
-                    <w:t xml:space="preserve">b.</w:t>
-                  </w:r>
-                  <w:r>
-                    <w:rPr>
-                      <w:rFonts w:ascii="Avenir Next" w:hAnsi="Avenir Next" w:cs="Avenir Next" w:eastAsia="Avenir Next"/>
-                      <w:color w:val="1A1A1A"/>
-                      <w:sz w:val="20"/>
-                      <w:szCs w:val="20"/>
-                    </w:rPr>
                     <w:tab/>
                   </w:r>
                   <w:r>
                     <w:rPr>
                       <w:rFonts w:ascii="Avenir Next" w:hAnsi="Avenir Next" w:cs="Avenir Next" w:eastAsia="Avenir Next"/>
                       <w:color w:val="1A1A1A"/>
-                      <w:sz w:val="20"/>
+                      <w:sz w:val="22"/>
                       <w:szCs w:val="20"/>
                     </w:rPr>
                     <w:t xml:space="preserve">Shape:</w:t>
@@ -1008,7 +1012,7 @@
                     <w:drawing>
                       <wp:inline distT="0" distB="0" distL="0" distR="0">
                         <wp:extent cx="2743200" cy="1335024"/>
-                        <wp:docPr id="1" name="Figure 1"/>
+                        <wp:docPr id="1" name="Figure 1" descr="Dot plot. Horizontal axis: Bottles Filled, 1 to 5, ticks every 1. No dots plotted; complete the plot using the question data."/>
                         <a:graphic xmlns:a="http://schemas.openxmlformats.org/drawingml/2006/main">
                           <a:graphicData uri="http://schemas.openxmlformats.org/drawingml/2006/picture">
                             <pic:pic xmlns:pic="http://schemas.openxmlformats.org/drawingml/2006/picture">
@@ -1043,7 +1047,7 @@
           </w:tbl>
           <w:p>
             <w:pPr>
-              <w:spacing w:before="0" w:after="0" w:line="24" w:lineRule="auto"/>
+              <w:spacing w:before="0" w:after="0" w:line="50" w:lineRule="exact"/>
             </w:pPr>
           </w:p>
         </w:tc>
@@ -1051,12 +1055,12 @@
     </w:tbl>
     <w:p>
       <w:pPr>
-        <w:spacing w:before="0" w:after="0" w:line="20" w:lineRule="exact"/>
+        <w:spacing w:before="0" w:after="0" w:line="50" w:lineRule="exact"/>
       </w:pPr>
     </w:p>
     <w:p>
       <w:pPr>
-        <w:spacing w:before="0" w:after="0" w:line="20" w:lineRule="exact"/>
+        <w:spacing w:before="0" w:after="0" w:line="50" w:lineRule="exact"/>
       </w:pPr>
     </w:p>
     <w:tbl>
@@ -1140,35 +1144,35 @@
                       <w:rFonts w:ascii="Avenir Next" w:hAnsi="Avenir Next" w:cs="Avenir Next" w:eastAsia="Avenir Next"/>
                       <w:b/>
                       <w:color w:val="1A1A1A"/>
+                      <w:sz w:val="22"/>
+                      <w:szCs w:val="20"/>
+                    </w:rPr>
+                    <w:t xml:space="preserve">2.</w:t>
+                  </w:r>
+                  <w:r>
+                    <w:rPr>
+                      <w:rFonts w:ascii="Avenir Next" w:hAnsi="Avenir Next" w:cs="Avenir Next" w:eastAsia="Avenir Next"/>
+                      <w:color w:val="1A1A1A"/>
                       <w:sz w:val="20"/>
                       <w:szCs w:val="20"/>
                     </w:rPr>
-                    <w:t xml:space="preserve">2.</w:t>
-                  </w:r>
-                  <w:r>
-                    <w:rPr>
-                      <w:rFonts w:ascii="Avenir Next" w:hAnsi="Avenir Next" w:cs="Avenir Next" w:eastAsia="Avenir Next"/>
-                      <w:color w:val="1A1A1A"/>
-                      <w:sz w:val="20"/>
+                    <w:tab/>
+                  </w:r>
+                  <w:r>
+                    <w:rPr>
+                      <w:rFonts w:ascii="Avenir Next" w:hAnsi="Avenir Next" w:cs="Avenir Next" w:eastAsia="Avenir Next"/>
+                      <w:b/>
+                      <w:color w:val="1A1A1A"/>
+                      <w:sz w:val="22"/>
                       <w:szCs w:val="20"/>
                     </w:rPr>
-                    <w:tab/>
-                  </w:r>
-                  <w:r>
-                    <w:rPr>
-                      <w:rFonts w:ascii="Avenir Next" w:hAnsi="Avenir Next" w:cs="Avenir Next" w:eastAsia="Avenir Next"/>
-                      <w:b/>
-                      <w:color w:val="1A1A1A"/>
-                      <w:sz w:val="20"/>
-                      <w:szCs w:val="20"/>
-                    </w:rPr>
                     <w:t xml:space="preserve">Free Throws.  </w:t>
                   </w:r>
                   <w:r>
                     <w:rPr>
                       <w:rFonts w:ascii="Avenir Next" w:hAnsi="Avenir Next" w:cs="Avenir Next" w:eastAsia="Avenir Next"/>
                       <w:color w:val="1A1A1A"/>
-                      <w:sz w:val="20"/>
+                      <w:sz w:val="22"/>
                       <w:szCs w:val="20"/>
                     </w:rPr>
                     <w:t xml:space="preserve">Seven players made these free throws: 6, 9, 7, 6, 8, 6, 10. Make a dot plot. What is the most common value?</w:t>
@@ -1187,7 +1191,7 @@
                       <w:rFonts w:ascii="Avenir Next" w:hAnsi="Avenir Next" w:cs="Avenir Next" w:eastAsia="Avenir Next"/>
                       <w:b/>
                       <w:color w:val="1A1A1A"/>
-                      <w:sz w:val="18"/>
+                      <w:sz w:val="22"/>
                       <w:szCs w:val="18"/>
                     </w:rPr>
                     <w:t xml:space="preserve">Most common</w:t>
@@ -1217,7 +1221,7 @@
                     <w:drawing>
                       <wp:inline distT="0" distB="0" distL="0" distR="0">
                         <wp:extent cx="2743200" cy="1188720"/>
-                        <wp:docPr id="2" name="Figure 2"/>
+                        <wp:docPr id="2" name="Figure 2" descr="Dot plot. Horizontal axis: Free Throws Made, 6 to 10, ticks every 1. No dots plotted; complete the plot using the question data."/>
                         <a:graphic xmlns:a="http://schemas.openxmlformats.org/drawingml/2006/main">
                           <a:graphicData uri="http://schemas.openxmlformats.org/drawingml/2006/picture">
                             <pic:pic xmlns:pic="http://schemas.openxmlformats.org/drawingml/2006/picture">
@@ -1252,7 +1256,7 @@
           </w:tbl>
           <w:p>
             <w:pPr>
-              <w:spacing w:before="0" w:after="0" w:line="24" w:lineRule="auto"/>
+              <w:spacing w:before="0" w:after="0" w:line="50" w:lineRule="exact"/>
             </w:pPr>
           </w:p>
         </w:tc>
@@ -1260,12 +1264,12 @@
     </w:tbl>
     <w:p>
       <w:pPr>
-        <w:spacing w:before="0" w:after="0" w:line="20" w:lineRule="exact"/>
+        <w:spacing w:before="0" w:after="0" w:line="50" w:lineRule="exact"/>
       </w:pPr>
     </w:p>
     <w:p>
       <w:pPr>
-        <w:spacing w:before="0" w:after="0" w:line="20" w:lineRule="exact"/>
+        <w:spacing w:before="0" w:after="0" w:line="50" w:lineRule="exact"/>
       </w:pPr>
     </w:p>
     <w:tbl>
@@ -1316,35 +1320,35 @@
                 <w:rFonts w:ascii="Avenir Next" w:hAnsi="Avenir Next" w:cs="Avenir Next" w:eastAsia="Avenir Next"/>
                 <w:b/>
                 <w:color w:val="1A1A1A"/>
+                <w:sz w:val="22"/>
+                <w:szCs w:val="20"/>
+              </w:rPr>
+              <w:t xml:space="preserve">3.</w:t>
+            </w:r>
+            <w:r>
+              <w:rPr>
+                <w:rFonts w:ascii="Avenir Next" w:hAnsi="Avenir Next" w:cs="Avenir Next" w:eastAsia="Avenir Next"/>
+                <w:color w:val="1A1A1A"/>
                 <w:sz w:val="20"/>
                 <w:szCs w:val="20"/>
               </w:rPr>
-              <w:t xml:space="preserve">3.</w:t>
-            </w:r>
-            <w:r>
-              <w:rPr>
-                <w:rFonts w:ascii="Avenir Next" w:hAnsi="Avenir Next" w:cs="Avenir Next" w:eastAsia="Avenir Next"/>
-                <w:color w:val="1A1A1A"/>
-                <w:sz w:val="20"/>
+              <w:tab/>
+            </w:r>
+            <w:r>
+              <w:rPr>
+                <w:rFonts w:ascii="Avenir Next" w:hAnsi="Avenir Next" w:cs="Avenir Next" w:eastAsia="Avenir Next"/>
+                <w:b/>
+                <w:color w:val="1A1A1A"/>
+                <w:sz w:val="22"/>
                 <w:szCs w:val="20"/>
               </w:rPr>
-              <w:tab/>
-            </w:r>
-            <w:r>
-              <w:rPr>
-                <w:rFonts w:ascii="Avenir Next" w:hAnsi="Avenir Next" w:cs="Avenir Next" w:eastAsia="Avenir Next"/>
-                <w:b/>
-                <w:color w:val="1A1A1A"/>
-                <w:sz w:val="20"/>
-                <w:szCs w:val="20"/>
-              </w:rPr>
               <w:t xml:space="preserve">Read the Stacks.  </w:t>
             </w:r>
             <w:r>
               <w:rPr>
                 <w:rFonts w:ascii="Avenir Next" w:hAnsi="Avenir Next" w:cs="Avenir Next" w:eastAsia="Avenir Next"/>
                 <w:color w:val="1A1A1A"/>
-                <w:sz w:val="20"/>
+                <w:sz w:val="22"/>
                 <w:szCs w:val="20"/>
               </w:rPr>
               <w:t xml:space="preserve">On a dot plot, 6 has 5 dots and 7 has 2 dots.</w:t>
@@ -1361,7 +1365,7 @@
                 <w:rFonts w:ascii="Avenir Next" w:hAnsi="Avenir Next" w:cs="Avenir Next" w:eastAsia="Avenir Next"/>
                 <w:b/>
                 <w:color w:val="003A70"/>
-                <w:sz w:val="17"/>
+                <w:sz w:val="22"/>
                 <w:szCs w:val="17"/>
               </w:rPr>
               <w:t xml:space="preserve">Hint  </w:t>
@@ -1371,7 +1375,7 @@
                 <w:rFonts w:ascii="Avenir Next" w:hAnsi="Avenir Next" w:cs="Avenir Next" w:eastAsia="Avenir Next"/>
                 <w:i/>
                 <w:color w:val="5A5F66"/>
-                <w:sz w:val="17"/>
+                <w:sz w:val="22"/>
                 <w:szCs w:val="17"/>
               </w:rPr>
               <w:t xml:space="preserve">Each dot stands for one student.</w:t>
@@ -1391,25 +1395,25 @@
                 <w:rFonts w:ascii="Avenir Next" w:hAnsi="Avenir Next" w:cs="Avenir Next" w:eastAsia="Avenir Next"/>
                 <w:b/>
                 <w:color w:val="003A70"/>
+                <w:sz w:val="22"/>
+                <w:szCs w:val="20"/>
+              </w:rPr>
+              <w:t xml:space="preserve">a.</w:t>
+            </w:r>
+            <w:r>
+              <w:rPr>
+                <w:rFonts w:ascii="Avenir Next" w:hAnsi="Avenir Next" w:cs="Avenir Next" w:eastAsia="Avenir Next"/>
+                <w:color w:val="1A1A1A"/>
                 <w:sz w:val="20"/>
                 <w:szCs w:val="20"/>
               </w:rPr>
-              <w:t xml:space="preserve">a.</w:t>
-            </w:r>
-            <w:r>
-              <w:rPr>
-                <w:rFonts w:ascii="Avenir Next" w:hAnsi="Avenir Next" w:cs="Avenir Next" w:eastAsia="Avenir Next"/>
-                <w:color w:val="1A1A1A"/>
-                <w:sz w:val="20"/>
-                <w:szCs w:val="20"/>
-              </w:rPr>
               <w:tab/>
             </w:r>
             <w:r>
               <w:rPr>
                 <w:rFonts w:ascii="Avenir Next" w:hAnsi="Avenir Next" w:cs="Avenir Next" w:eastAsia="Avenir Next"/>
                 <w:color w:val="1A1A1A"/>
-                <w:sz w:val="20"/>
+                <w:sz w:val="22"/>
                 <w:szCs w:val="20"/>
               </w:rPr>
               <w:t xml:space="preserve">Students who chose 6:</w:t>
@@ -1448,25 +1452,25 @@
                 <w:rFonts w:ascii="Avenir Next" w:hAnsi="Avenir Next" w:cs="Avenir Next" w:eastAsia="Avenir Next"/>
                 <w:b/>
                 <w:color w:val="003A70"/>
+                <w:sz w:val="22"/>
+                <w:szCs w:val="20"/>
+              </w:rPr>
+              <w:t xml:space="preserve">b.</w:t>
+            </w:r>
+            <w:r>
+              <w:rPr>
+                <w:rFonts w:ascii="Avenir Next" w:hAnsi="Avenir Next" w:cs="Avenir Next" w:eastAsia="Avenir Next"/>
+                <w:color w:val="1A1A1A"/>
                 <w:sz w:val="20"/>
                 <w:szCs w:val="20"/>
               </w:rPr>
-              <w:t xml:space="preserve">b.</w:t>
-            </w:r>
-            <w:r>
-              <w:rPr>
-                <w:rFonts w:ascii="Avenir Next" w:hAnsi="Avenir Next" w:cs="Avenir Next" w:eastAsia="Avenir Next"/>
-                <w:color w:val="1A1A1A"/>
-                <w:sz w:val="20"/>
-                <w:szCs w:val="20"/>
-              </w:rPr>
               <w:tab/>
             </w:r>
             <w:r>
               <w:rPr>
                 <w:rFonts w:ascii="Avenir Next" w:hAnsi="Avenir Next" w:cs="Avenir Next" w:eastAsia="Avenir Next"/>
                 <w:color w:val="1A1A1A"/>
-                <w:sz w:val="20"/>
+                <w:sz w:val="22"/>
                 <w:szCs w:val="20"/>
               </w:rPr>
               <w:t xml:space="preserve">Students in both stacks:</w:t>
@@ -1511,35 +1515,35 @@
                 <w:rFonts w:ascii="Avenir Next" w:hAnsi="Avenir Next" w:cs="Avenir Next" w:eastAsia="Avenir Next"/>
                 <w:b/>
                 <w:color w:val="1A1A1A"/>
+                <w:sz w:val="22"/>
+                <w:szCs w:val="20"/>
+              </w:rPr>
+              <w:t xml:space="preserve">4.</w:t>
+            </w:r>
+            <w:r>
+              <w:rPr>
+                <w:rFonts w:ascii="Avenir Next" w:hAnsi="Avenir Next" w:cs="Avenir Next" w:eastAsia="Avenir Next"/>
+                <w:color w:val="1A1A1A"/>
                 <w:sz w:val="20"/>
                 <w:szCs w:val="20"/>
               </w:rPr>
-              <w:t xml:space="preserve">4.</w:t>
-            </w:r>
-            <w:r>
-              <w:rPr>
-                <w:rFonts w:ascii="Avenir Next" w:hAnsi="Avenir Next" w:cs="Avenir Next" w:eastAsia="Avenir Next"/>
-                <w:color w:val="1A1A1A"/>
-                <w:sz w:val="20"/>
+              <w:tab/>
+            </w:r>
+            <w:r>
+              <w:rPr>
+                <w:rFonts w:ascii="Avenir Next" w:hAnsi="Avenir Next" w:cs="Avenir Next" w:eastAsia="Avenir Next"/>
+                <w:b/>
+                <w:color w:val="1A1A1A"/>
+                <w:sz w:val="22"/>
                 <w:szCs w:val="20"/>
               </w:rPr>
-              <w:tab/>
-            </w:r>
-            <w:r>
-              <w:rPr>
-                <w:rFonts w:ascii="Avenir Next" w:hAnsi="Avenir Next" w:cs="Avenir Next" w:eastAsia="Avenir Next"/>
-                <w:b/>
-                <w:color w:val="1A1A1A"/>
-                <w:sz w:val="20"/>
-                <w:szCs w:val="20"/>
-              </w:rPr>
               <w:t xml:space="preserve">Count the Dots.  </w:t>
             </w:r>
             <w:r>
               <w:rPr>
                 <w:rFonts w:ascii="Avenir Next" w:hAnsi="Avenir Next" w:cs="Avenir Next" w:eastAsia="Avenir Next"/>
                 <w:color w:val="1A1A1A"/>
-                <w:sz w:val="20"/>
+                <w:sz w:val="22"/>
                 <w:szCs w:val="20"/>
               </w:rPr>
               <w:t xml:space="preserve">A dot plot has stacks of 3, 4, 2 and 1 dots. How many data values does it show?</w:t>
@@ -1556,7 +1560,7 @@
                 <w:rFonts w:ascii="Avenir Next" w:hAnsi="Avenir Next" w:cs="Avenir Next" w:eastAsia="Avenir Next"/>
                 <w:b/>
                 <w:color w:val="003A70"/>
-                <w:sz w:val="17"/>
+                <w:sz w:val="22"/>
                 <w:szCs w:val="17"/>
               </w:rPr>
               <w:t xml:space="preserve">Hint  </w:t>
@@ -1566,7 +1570,7 @@
                 <w:rFonts w:ascii="Avenir Next" w:hAnsi="Avenir Next" w:cs="Avenir Next" w:eastAsia="Avenir Next"/>
                 <w:i/>
                 <w:color w:val="5A5F66"/>
-                <w:sz w:val="17"/>
+                <w:sz w:val="22"/>
                 <w:szCs w:val="17"/>
               </w:rPr>
               <w:t xml:space="preserve">Add the stack heights.</w:t>
@@ -1574,7 +1578,7 @@
           </w:p>
           <w:p>
             <w:pPr>
-              <w:spacing w:before="0" w:after="0" w:line="60" w:lineRule="auto"/>
+              <w:spacing w:before="0" w:after="0" w:line="50" w:lineRule="exact"/>
             </w:pPr>
           </w:p>
           <w:tbl>
@@ -1643,7 +1647,7 @@
                 <w:rFonts w:ascii="Avenir Next" w:hAnsi="Avenir Next" w:cs="Avenir Next" w:eastAsia="Avenir Next"/>
                 <w:b/>
                 <w:color w:val="1A1A1A"/>
-                <w:sz w:val="18"/>
+                <w:sz w:val="22"/>
                 <w:szCs w:val="18"/>
               </w:rPr>
               <w:t xml:space="preserve">Values</w:t>
@@ -1663,12 +1667,12 @@
     </w:tbl>
     <w:p>
       <w:pPr>
-        <w:spacing w:before="0" w:after="0" w:line="20" w:lineRule="exact"/>
+        <w:spacing w:before="0" w:after="0" w:line="50" w:lineRule="exact"/>
       </w:pPr>
     </w:p>
     <w:p>
       <w:pPr>
-        <w:spacing w:before="0" w:after="0" w:line="20" w:lineRule="exact"/>
+        <w:spacing w:before="0" w:after="0" w:line="50" w:lineRule="exact"/>
       </w:pPr>
     </w:p>
     <w:tbl>
@@ -1752,35 +1756,35 @@
                       <w:rFonts w:ascii="Avenir Next" w:hAnsi="Avenir Next" w:cs="Avenir Next" w:eastAsia="Avenir Next"/>
                       <w:b/>
                       <w:color w:val="1A1A1A"/>
+                      <w:sz w:val="22"/>
+                      <w:szCs w:val="20"/>
+                    </w:rPr>
+                    <w:t xml:space="preserve">5.</w:t>
+                  </w:r>
+                  <w:r>
+                    <w:rPr>
+                      <w:rFonts w:ascii="Avenir Next" w:hAnsi="Avenir Next" w:cs="Avenir Next" w:eastAsia="Avenir Next"/>
+                      <w:color w:val="1A1A1A"/>
                       <w:sz w:val="20"/>
                       <w:szCs w:val="20"/>
                     </w:rPr>
-                    <w:t xml:space="preserve">5.</w:t>
-                  </w:r>
-                  <w:r>
-                    <w:rPr>
-                      <w:rFonts w:ascii="Avenir Next" w:hAnsi="Avenir Next" w:cs="Avenir Next" w:eastAsia="Avenir Next"/>
-                      <w:color w:val="1A1A1A"/>
-                      <w:sz w:val="20"/>
+                    <w:tab/>
+                  </w:r>
+                  <w:r>
+                    <w:rPr>
+                      <w:rFonts w:ascii="Avenir Next" w:hAnsi="Avenir Next" w:cs="Avenir Next" w:eastAsia="Avenir Next"/>
+                      <w:b/>
+                      <w:color w:val="1A1A1A"/>
+                      <w:sz w:val="22"/>
                       <w:szCs w:val="20"/>
                     </w:rPr>
-                    <w:tab/>
-                  </w:r>
-                  <w:r>
-                    <w:rPr>
-                      <w:rFonts w:ascii="Avenir Next" w:hAnsi="Avenir Next" w:cs="Avenir Next" w:eastAsia="Avenir Next"/>
-                      <w:b/>
-                      <w:color w:val="1A1A1A"/>
-                      <w:sz w:val="20"/>
-                      <w:szCs w:val="20"/>
-                    </w:rPr>
                     <w:t xml:space="preserve">Shape Claim.  </w:t>
                   </w:r>
                   <w:r>
                     <w:rPr>
                       <w:rFonts w:ascii="Avenir Next" w:hAnsi="Avenir Next" w:cs="Avenir Next" w:eastAsia="Avenir Next"/>
                       <w:color w:val="1A1A1A"/>
-                      <w:sz w:val="20"/>
+                      <w:sz w:val="22"/>
                       <w:szCs w:val="20"/>
                     </w:rPr>
                     <w:t xml:space="preserve">Jonas says this plot of quiz scores is symmetric. Is he right? Explain.</w:t>
@@ -1797,7 +1801,7 @@
                       <w:rFonts w:ascii="Avenir Next" w:hAnsi="Avenir Next" w:cs="Avenir Next" w:eastAsia="Avenir Next"/>
                       <w:b/>
                       <w:color w:val="003A70"/>
-                      <w:sz w:val="17"/>
+                      <w:sz w:val="22"/>
                       <w:szCs w:val="17"/>
                     </w:rPr>
                     <w:t xml:space="preserve">Hint  </w:t>
@@ -1807,7 +1811,7 @@
                       <w:rFonts w:ascii="Avenir Next" w:hAnsi="Avenir Next" w:cs="Avenir Next" w:eastAsia="Avenir Next"/>
                       <w:i/>
                       <w:color w:val="5A5F66"/>
-                      <w:sz w:val="17"/>
+                      <w:sz w:val="22"/>
                       <w:szCs w:val="17"/>
                     </w:rPr>
                     <w:t xml:space="preserve">Compare the stacks on each side of the tallest stack.</w:t>
@@ -1826,7 +1830,7 @@
                       <w:rFonts w:ascii="Avenir Next" w:hAnsi="Avenir Next" w:cs="Avenir Next" w:eastAsia="Avenir Next"/>
                       <w:b/>
                       <w:color w:val="1A1A1A"/>
-                      <w:sz w:val="18"/>
+                      <w:sz w:val="22"/>
                       <w:szCs w:val="18"/>
                     </w:rPr>
                     <w:t xml:space="preserve">Right?</w:t>
@@ -1856,7 +1860,7 @@
                     <w:drawing>
                       <wp:inline distT="0" distB="0" distL="0" distR="0">
                         <wp:extent cx="2743200" cy="1188720"/>
-                        <wp:docPr id="3" name="Figure 3"/>
+                        <wp:docPr id="3" name="Figure 3" descr="Dot plot. Horizontal axis: Quiz Scores, 6 to 10, ticks every 1. Dots by value: 7: 2; 8: 3; 9: 2"/>
                         <a:graphic xmlns:a="http://schemas.openxmlformats.org/drawingml/2006/main">
                           <a:graphicData uri="http://schemas.openxmlformats.org/drawingml/2006/picture">
                             <pic:pic xmlns:pic="http://schemas.openxmlformats.org/drawingml/2006/picture">
@@ -1891,7 +1895,7 @@
           </w:tbl>
           <w:p>
             <w:pPr>
-              <w:spacing w:before="0" w:after="0" w:line="24" w:lineRule="auto"/>
+              <w:spacing w:before="0" w:after="0" w:line="50" w:lineRule="exact"/>
             </w:pPr>
           </w:p>
         </w:tc>
@@ -1899,12 +1903,12 @@
     </w:tbl>
     <w:p>
       <w:pPr>
-        <w:spacing w:before="0" w:after="0" w:line="20" w:lineRule="exact"/>
+        <w:spacing w:before="0" w:after="0" w:line="50" w:lineRule="exact"/>
       </w:pPr>
     </w:p>
     <w:p>
       <w:pPr>
-        <w:spacing w:before="0" w:after="0" w:line="20" w:lineRule="exact"/>
+        <w:spacing w:before="0" w:after="0" w:line="50" w:lineRule="exact"/>
       </w:pPr>
     </w:p>
     <w:tbl>
@@ -1988,35 +1992,35 @@
                       <w:rFonts w:ascii="Avenir Next" w:hAnsi="Avenir Next" w:cs="Avenir Next" w:eastAsia="Avenir Next"/>
                       <w:b/>
                       <w:color w:val="1A1A1A"/>
+                      <w:sz w:val="22"/>
+                      <w:szCs w:val="20"/>
+                    </w:rPr>
+                    <w:t xml:space="preserve">6.</w:t>
+                  </w:r>
+                  <w:r>
+                    <w:rPr>
+                      <w:rFonts w:ascii="Avenir Next" w:hAnsi="Avenir Next" w:cs="Avenir Next" w:eastAsia="Avenir Next"/>
+                      <w:color w:val="1A1A1A"/>
                       <w:sz w:val="20"/>
                       <w:szCs w:val="20"/>
                     </w:rPr>
-                    <w:t xml:space="preserve">6.</w:t>
-                  </w:r>
-                  <w:r>
-                    <w:rPr>
-                      <w:rFonts w:ascii="Avenir Next" w:hAnsi="Avenir Next" w:cs="Avenir Next" w:eastAsia="Avenir Next"/>
-                      <w:color w:val="1A1A1A"/>
-                      <w:sz w:val="20"/>
+                    <w:tab/>
+                  </w:r>
+                  <w:r>
+                    <w:rPr>
+                      <w:rFonts w:ascii="Avenir Next" w:hAnsi="Avenir Next" w:cs="Avenir Next" w:eastAsia="Avenir Next"/>
+                      <w:b/>
+                      <w:color w:val="1A1A1A"/>
+                      <w:sz w:val="22"/>
                       <w:szCs w:val="20"/>
                     </w:rPr>
-                    <w:tab/>
-                  </w:r>
-                  <w:r>
-                    <w:rPr>
-                      <w:rFonts w:ascii="Avenir Next" w:hAnsi="Avenir Next" w:cs="Avenir Next" w:eastAsia="Avenir Next"/>
-                      <w:b/>
-                      <w:color w:val="1A1A1A"/>
-                      <w:sz w:val="20"/>
-                      <w:szCs w:val="20"/>
-                    </w:rPr>
                     <w:t xml:space="preserve">One More Reader.  </w:t>
                   </w:r>
                   <w:r>
                     <w:rPr>
                       <w:rFonts w:ascii="Avenir Next" w:hAnsi="Avenir Next" w:cs="Avenir Next" w:eastAsia="Avenir Next"/>
                       <w:color w:val="1A1A1A"/>
-                      <w:sz w:val="20"/>
+                      <w:sz w:val="22"/>
                       <w:szCs w:val="20"/>
                     </w:rPr>
                     <w:t xml:space="preserve">The plot shows pages read. Then one more student reads 18 pages. Find the new most common value. Does the greatest value change?</w:t>
@@ -2033,7 +2037,7 @@
                       <w:rFonts w:ascii="Avenir Next" w:hAnsi="Avenir Next" w:cs="Avenir Next" w:eastAsia="Avenir Next"/>
                       <w:b/>
                       <w:color w:val="003A70"/>
-                      <w:sz w:val="17"/>
+                      <w:sz w:val="22"/>
                       <w:szCs w:val="17"/>
                     </w:rPr>
                     <w:t xml:space="preserve">Hint  </w:t>
@@ -2043,7 +2047,7 @@
                       <w:rFonts w:ascii="Avenir Next" w:hAnsi="Avenir Next" w:cs="Avenir Next" w:eastAsia="Avenir Next"/>
                       <w:i/>
                       <w:color w:val="5A5F66"/>
-                      <w:sz w:val="17"/>
+                      <w:sz w:val="22"/>
                       <w:szCs w:val="17"/>
                     </w:rPr>
                     <w:t xml:space="preserve">Add the new dot first, then compare stack heights.</w:t>
@@ -2062,7 +2066,7 @@
                       <w:rFonts w:ascii="Avenir Next" w:hAnsi="Avenir Next" w:cs="Avenir Next" w:eastAsia="Avenir Next"/>
                       <w:b/>
                       <w:color w:val="1A1A1A"/>
-                      <w:sz w:val="18"/>
+                      <w:sz w:val="22"/>
                       <w:szCs w:val="18"/>
                     </w:rPr>
                     <w:t xml:space="preserve">Most common</w:t>
@@ -2092,7 +2096,7 @@
                     <w:drawing>
                       <wp:inline distT="0" distB="0" distL="0" distR="0">
                         <wp:extent cx="2743200" cy="1188720"/>
-                        <wp:docPr id="4" name="Figure 4"/>
+                        <wp:docPr id="4" name="Figure 4" descr="Dot plot. Horizontal axis: Pages Read, 12 to 18, ticks every 1. Dots by value: 12: 3; 15: 2; 18: 1"/>
                         <a:graphic xmlns:a="http://schemas.openxmlformats.org/drawingml/2006/main">
                           <a:graphicData uri="http://schemas.openxmlformats.org/drawingml/2006/picture">
                             <pic:pic xmlns:pic="http://schemas.openxmlformats.org/drawingml/2006/picture">
@@ -2127,7 +2131,7 @@
           </w:tbl>
           <w:p>
             <w:pPr>
-              <w:spacing w:before="0" w:after="0" w:line="24" w:lineRule="auto"/>
+              <w:spacing w:before="0" w:after="0" w:line="50" w:lineRule="exact"/>
             </w:pPr>
           </w:p>
         </w:tc>
@@ -2135,12 +2139,12 @@
     </w:tbl>
     <w:p>
       <w:pPr>
-        <w:spacing w:before="0" w:after="0" w:line="20" w:lineRule="exact"/>
+        <w:spacing w:before="0" w:after="0" w:line="50" w:lineRule="exact"/>
       </w:pPr>
     </w:p>
     <w:p>
       <w:pPr>
-        <w:spacing w:before="0" w:after="0" w:line="20" w:lineRule="exact"/>
+        <w:spacing w:before="0" w:after="0" w:line="50" w:lineRule="exact"/>
       </w:pPr>
     </w:p>
     <w:tbl>
@@ -2224,35 +2228,35 @@
                       <w:rFonts w:ascii="Avenir Next" w:hAnsi="Avenir Next" w:cs="Avenir Next" w:eastAsia="Avenir Next"/>
                       <w:b/>
                       <w:color w:val="1A1A1A"/>
+                      <w:sz w:val="22"/>
+                      <w:szCs w:val="20"/>
+                    </w:rPr>
+                    <w:t xml:space="preserve">7.</w:t>
+                  </w:r>
+                  <w:r>
+                    <w:rPr>
+                      <w:rFonts w:ascii="Avenir Next" w:hAnsi="Avenir Next" w:cs="Avenir Next" w:eastAsia="Avenir Next"/>
+                      <w:color w:val="1A1A1A"/>
                       <w:sz w:val="20"/>
                       <w:szCs w:val="20"/>
                     </w:rPr>
-                    <w:t xml:space="preserve">7.</w:t>
-                  </w:r>
-                  <w:r>
-                    <w:rPr>
-                      <w:rFonts w:ascii="Avenir Next" w:hAnsi="Avenir Next" w:cs="Avenir Next" w:eastAsia="Avenir Next"/>
-                      <w:color w:val="1A1A1A"/>
-                      <w:sz w:val="20"/>
+                    <w:tab/>
+                  </w:r>
+                  <w:r>
+                    <w:rPr>
+                      <w:rFonts w:ascii="Avenir Next" w:hAnsi="Avenir Next" w:cs="Avenir Next" w:eastAsia="Avenir Next"/>
+                      <w:b/>
+                      <w:color w:val="1A1A1A"/>
+                      <w:sz w:val="22"/>
                       <w:szCs w:val="20"/>
                     </w:rPr>
-                    <w:tab/>
-                  </w:r>
-                  <w:r>
-                    <w:rPr>
-                      <w:rFonts w:ascii="Avenir Next" w:hAnsi="Avenir Next" w:cs="Avenir Next" w:eastAsia="Avenir Next"/>
-                      <w:b/>
-                      <w:color w:val="1A1A1A"/>
-                      <w:sz w:val="20"/>
-                      <w:szCs w:val="20"/>
-                    </w:rPr>
                     <w:t xml:space="preserve">Bracelet Beads.  </w:t>
                   </w:r>
                   <w:r>
                     <w:rPr>
                       <w:rFonts w:ascii="Avenir Next" w:hAnsi="Avenir Next" w:cs="Avenir Next" w:eastAsia="Avenir Next"/>
                       <w:color w:val="1A1A1A"/>
-                      <w:sz w:val="20"/>
+                      <w:sz w:val="22"/>
                       <w:szCs w:val="20"/>
                     </w:rPr>
                     <w:t xml:space="preserve">The plot shows bead counts. Name the most common value and the shape.</w:t>
@@ -2271,7 +2275,7 @@
                       <w:rFonts w:ascii="Avenir Next" w:hAnsi="Avenir Next" w:cs="Avenir Next" w:eastAsia="Avenir Next"/>
                       <w:b/>
                       <w:color w:val="1A1A1A"/>
-                      <w:sz w:val="18"/>
+                      <w:sz w:val="22"/>
                       <w:szCs w:val="18"/>
                     </w:rPr>
                     <w:t xml:space="preserve">Value; shape</w:t>
@@ -2301,7 +2305,7 @@
                     <w:drawing>
                       <wp:inline distT="0" distB="0" distL="0" distR="0">
                         <wp:extent cx="2743200" cy="1188720"/>
-                        <wp:docPr id="5" name="Figure 5"/>
+                        <wp:docPr id="5" name="Figure 5" descr="Dot plot. Horizontal axis: Beads per Bracelet, 8 to 13, ticks every 1. Dots by value: 9: 1; 10: 2; 11: 3; 12: 1"/>
                         <a:graphic xmlns:a="http://schemas.openxmlformats.org/drawingml/2006/main">
                           <a:graphicData uri="http://schemas.openxmlformats.org/drawingml/2006/picture">
                             <pic:pic xmlns:pic="http://schemas.openxmlformats.org/drawingml/2006/picture">
@@ -2336,7 +2340,7 @@
           </w:tbl>
           <w:p>
             <w:pPr>
-              <w:spacing w:before="0" w:after="0" w:line="24" w:lineRule="auto"/>
+              <w:spacing w:before="0" w:after="0" w:line="50" w:lineRule="exact"/>
             </w:pPr>
           </w:p>
         </w:tc>
@@ -2344,12 +2348,12 @@
     </w:tbl>
     <w:p>
       <w:pPr>
-        <w:spacing w:before="0" w:after="0" w:line="20" w:lineRule="exact"/>
+        <w:spacing w:before="0" w:after="0" w:line="50" w:lineRule="exact"/>
       </w:pPr>
     </w:p>
     <w:p>
       <w:pPr>
-        <w:spacing w:before="0" w:after="0" w:line="20" w:lineRule="exact"/>
+        <w:spacing w:before="0" w:after="0" w:line="50" w:lineRule="exact"/>
       </w:pPr>
     </w:p>
     <w:tbl>
@@ -2433,35 +2437,35 @@
                       <w:rFonts w:ascii="Avenir Next" w:hAnsi="Avenir Next" w:cs="Avenir Next" w:eastAsia="Avenir Next"/>
                       <w:b/>
                       <w:color w:val="1A1A1A"/>
+                      <w:sz w:val="22"/>
+                      <w:szCs w:val="20"/>
+                    </w:rPr>
+                    <w:t xml:space="preserve">8.</w:t>
+                  </w:r>
+                  <w:r>
+                    <w:rPr>
+                      <w:rFonts w:ascii="Avenir Next" w:hAnsi="Avenir Next" w:cs="Avenir Next" w:eastAsia="Avenir Next"/>
+                      <w:color w:val="1A1A1A"/>
                       <w:sz w:val="20"/>
                       <w:szCs w:val="20"/>
                     </w:rPr>
-                    <w:t xml:space="preserve">8.</w:t>
-                  </w:r>
-                  <w:r>
-                    <w:rPr>
-                      <w:rFonts w:ascii="Avenir Next" w:hAnsi="Avenir Next" w:cs="Avenir Next" w:eastAsia="Avenir Next"/>
-                      <w:color w:val="1A1A1A"/>
-                      <w:sz w:val="20"/>
+                    <w:tab/>
+                  </w:r>
+                  <w:r>
+                    <w:rPr>
+                      <w:rFonts w:ascii="Avenir Next" w:hAnsi="Avenir Next" w:cs="Avenir Next" w:eastAsia="Avenir Next"/>
+                      <w:b/>
+                      <w:color w:val="1A1A1A"/>
+                      <w:sz w:val="22"/>
                       <w:szCs w:val="20"/>
                     </w:rPr>
-                    <w:tab/>
-                  </w:r>
-                  <w:r>
-                    <w:rPr>
-                      <w:rFonts w:ascii="Avenir Next" w:hAnsi="Avenir Next" w:cs="Avenir Next" w:eastAsia="Avenir Next"/>
-                      <w:b/>
-                      <w:color w:val="1A1A1A"/>
-                      <w:sz w:val="20"/>
-                      <w:szCs w:val="20"/>
-                    </w:rPr>
                     <w:t xml:space="preserve">Library Books.  </w:t>
                   </w:r>
                   <w:r>
                     <w:rPr>
                       <w:rFonts w:ascii="Avenir Next" w:hAnsi="Avenir Next" w:cs="Avenir Next" w:eastAsia="Avenir Next"/>
                       <w:color w:val="1A1A1A"/>
-                      <w:sz w:val="20"/>
+                      <w:sz w:val="22"/>
                       <w:szCs w:val="20"/>
                     </w:rPr>
                     <w:t xml:space="preserve">Ten students finished these numbers of books: 1, 3, 2, 3, 4, 3, 2, 5, 3, 2. Make a dot plot. Name the most common value.</w:t>
@@ -2478,7 +2482,7 @@
                       <w:rFonts w:ascii="Avenir Next" w:hAnsi="Avenir Next" w:cs="Avenir Next" w:eastAsia="Avenir Next"/>
                       <w:b/>
                       <w:color w:val="003A70"/>
-                      <w:sz w:val="17"/>
+                      <w:sz w:val="22"/>
                       <w:szCs w:val="17"/>
                     </w:rPr>
                     <w:t xml:space="preserve">Hint  </w:t>
@@ -2488,7 +2492,7 @@
                       <w:rFonts w:ascii="Avenir Next" w:hAnsi="Avenir Next" w:cs="Avenir Next" w:eastAsia="Avenir Next"/>
                       <w:i/>
                       <w:color w:val="5A5F66"/>
-                      <w:sz w:val="17"/>
+                      <w:sz w:val="22"/>
                       <w:szCs w:val="17"/>
                     </w:rPr>
                     <w:t xml:space="preserve">Tally each value before you draw.</w:t>
@@ -2507,7 +2511,7 @@
                       <w:rFonts w:ascii="Avenir Next" w:hAnsi="Avenir Next" w:cs="Avenir Next" w:eastAsia="Avenir Next"/>
                       <w:b/>
                       <w:color w:val="1A1A1A"/>
-                      <w:sz w:val="18"/>
+                      <w:sz w:val="22"/>
                       <w:szCs w:val="18"/>
                     </w:rPr>
                     <w:t xml:space="preserve">Most common</w:t>
@@ -2537,7 +2541,7 @@
                     <w:drawing>
                       <wp:inline distT="0" distB="0" distL="0" distR="0">
                         <wp:extent cx="2743200" cy="1335024"/>
-                        <wp:docPr id="6" name="Figure 6"/>
+                        <wp:docPr id="6" name="Figure 6" descr="Dot plot. Horizontal axis: Books Finished, 1 to 5, ticks every 1. No dots plotted; complete the plot using the question data."/>
                         <a:graphic xmlns:a="http://schemas.openxmlformats.org/drawingml/2006/main">
                           <a:graphicData uri="http://schemas.openxmlformats.org/drawingml/2006/picture">
                             <pic:pic xmlns:pic="http://schemas.openxmlformats.org/drawingml/2006/picture">
@@ -2572,7 +2576,7 @@
           </w:tbl>
           <w:p>
             <w:pPr>
-              <w:spacing w:before="0" w:after="0" w:line="24" w:lineRule="auto"/>
+              <w:spacing w:before="0" w:after="0" w:line="50" w:lineRule="exact"/>
             </w:pPr>
           </w:p>
         </w:tc>
@@ -2580,11 +2584,12 @@
     </w:tbl>
     <w:p>
       <w:pPr>
-        <w:spacing w:before="0" w:after="0" w:line="20" w:lineRule="exact"/>
+        <w:spacing w:before="0" w:after="0" w:line="50" w:lineRule="exact"/>
       </w:pPr>
     </w:p>
     <w:p>
       <w:pPr>
+        <w:pStyle w:val="Heading2"/>
         <w:keepNext/>
         <w:pBdr>
           <w:bottom w:val="single" w:sz="8" w:space="3" w:color="003A70"/>
@@ -2600,7 +2605,7 @@
           <w:b/>
           <w:color w:val="003A70"/>
           <w:spacing w:val="14"/>
-          <w:sz w:val="19"/>
+          <w:sz w:val="22"/>
           <w:szCs w:val="19"/>
         </w:rPr>
         <w:t xml:space="preserve">FIND THE ERROR</w:t>
@@ -2619,7 +2624,7 @@
           <w:rFonts w:ascii="Avenir Next" w:hAnsi="Avenir Next" w:cs="Avenir Next" w:eastAsia="Avenir Next"/>
           <w:i/>
           <w:color w:val="5A5F66"/>
-          <w:sz w:val="17"/>
+          <w:sz w:val="22"/>
           <w:szCs w:val="17"/>
         </w:rPr>
         <w:t xml:space="preserve">explain the mistake, then fix it</w:t>
@@ -2627,7 +2632,7 @@
     </w:p>
     <w:p>
       <w:pPr>
-        <w:spacing w:before="0" w:after="0" w:line="20" w:lineRule="exact"/>
+        <w:spacing w:before="0" w:after="0" w:line="50" w:lineRule="exact"/>
       </w:pPr>
     </w:p>
     <w:tbl>
@@ -2677,35 +2682,35 @@
                 <w:rFonts w:ascii="Avenir Next" w:hAnsi="Avenir Next" w:cs="Avenir Next" w:eastAsia="Avenir Next"/>
                 <w:b/>
                 <w:color w:val="1A1A1A"/>
+                <w:sz w:val="22"/>
+                <w:szCs w:val="20"/>
+              </w:rPr>
+              <w:t xml:space="preserve">9.</w:t>
+            </w:r>
+            <w:r>
+              <w:rPr>
+                <w:rFonts w:ascii="Avenir Next" w:hAnsi="Avenir Next" w:cs="Avenir Next" w:eastAsia="Avenir Next"/>
+                <w:color w:val="1A1A1A"/>
                 <w:sz w:val="20"/>
                 <w:szCs w:val="20"/>
               </w:rPr>
-              <w:t xml:space="preserve">9.</w:t>
-            </w:r>
-            <w:r>
-              <w:rPr>
-                <w:rFonts w:ascii="Avenir Next" w:hAnsi="Avenir Next" w:cs="Avenir Next" w:eastAsia="Avenir Next"/>
-                <w:color w:val="1A1A1A"/>
-                <w:sz w:val="20"/>
+              <w:tab/>
+            </w:r>
+            <w:r>
+              <w:rPr>
+                <w:rFonts w:ascii="Avenir Next" w:hAnsi="Avenir Next" w:cs="Avenir Next" w:eastAsia="Avenir Next"/>
+                <w:b/>
+                <w:color w:val="1A1A1A"/>
+                <w:sz w:val="22"/>
                 <w:szCs w:val="20"/>
               </w:rPr>
-              <w:tab/>
-            </w:r>
-            <w:r>
-              <w:rPr>
-                <w:rFonts w:ascii="Avenir Next" w:hAnsi="Avenir Next" w:cs="Avenir Next" w:eastAsia="Avenir Next"/>
-                <w:b/>
-                <w:color w:val="1A1A1A"/>
-                <w:sz w:val="20"/>
-                <w:szCs w:val="20"/>
-              </w:rPr>
               <w:t xml:space="preserve">Marcus’s Work.  </w:t>
             </w:r>
             <w:r>
               <w:rPr>
                 <w:rFonts w:ascii="Avenir Next" w:hAnsi="Avenir Next" w:cs="Avenir Next" w:eastAsia="Avenir Next"/>
                 <w:color w:val="1A1A1A"/>
-                <w:sz w:val="20"/>
+                <w:sz w:val="22"/>
                 <w:szCs w:val="20"/>
               </w:rPr>
               <w:t xml:space="preserve">For the data 3, 3, 6, 9, Marcus drew one dot above each of 3, 6 and 9. Explain the mistake and tell what the plot should show.</w:t>
@@ -2751,7 +2756,7 @@
                 </w:tcPr>
                 <w:p>
                   <w:pPr>
-                    <w:spacing w:before="0" w:after="0" w:line="240" w:lineRule="auto"/>
+                    <w:spacing w:before="0" w:after="0" w:line="50" w:lineRule="exact"/>
                   </w:pPr>
                 </w:p>
               </w:tc>
@@ -2771,7 +2776,7 @@
                 </w:tcPr>
                 <w:p>
                   <w:pPr>
-                    <w:spacing w:before="0" w:after="0" w:line="240" w:lineRule="auto"/>
+                    <w:spacing w:before="0" w:after="0" w:line="50" w:lineRule="exact"/>
                   </w:pPr>
                 </w:p>
               </w:tc>
@@ -2791,7 +2796,7 @@
                 </w:tcPr>
                 <w:p>
                   <w:pPr>
-                    <w:spacing w:before="0" w:after="0" w:line="240" w:lineRule="auto"/>
+                    <w:spacing w:before="0" w:after="0" w:line="50" w:lineRule="exact"/>
                   </w:pPr>
                 </w:p>
               </w:tc>
@@ -2799,7 +2804,7 @@
           </w:tbl>
           <w:p>
             <w:pPr>
-              <w:spacing w:before="0" w:after="0" w:line="24" w:lineRule="auto"/>
+              <w:spacing w:before="0" w:after="0" w:line="50" w:lineRule="exact"/>
             </w:pPr>
           </w:p>
         </w:tc>
@@ -2807,11 +2812,12 @@
     </w:tbl>
     <w:p>
       <w:pPr>
-        <w:spacing w:before="0" w:after="0" w:line="20" w:lineRule="exact"/>
+        <w:spacing w:before="0" w:after="0" w:line="50" w:lineRule="exact"/>
       </w:pPr>
     </w:p>
     <w:p>
       <w:pPr>
+        <w:pStyle w:val="Heading2"/>
         <w:keepNext/>
         <w:pBdr>
           <w:bottom w:val="single" w:sz="8" w:space="3" w:color="003A70"/>
@@ -2827,7 +2833,7 @@
           <w:b/>
           <w:color w:val="003A70"/>
           <w:spacing w:val="14"/>
-          <w:sz w:val="19"/>
+          <w:sz w:val="22"/>
           <w:szCs w:val="19"/>
         </w:rPr>
         <w:t xml:space="preserve">TEST PRACTICE</w:t>
@@ -2846,7 +2852,7 @@
           <w:rFonts w:ascii="Avenir Next" w:hAnsi="Avenir Next" w:cs="Avenir Next" w:eastAsia="Avenir Next"/>
           <w:i/>
           <w:color w:val="5A5F66"/>
-          <w:sz w:val="17"/>
+          <w:sz w:val="22"/>
           <w:szCs w:val="17"/>
         </w:rPr>
         <w:t xml:space="preserve">choose the best answer</w:t>
@@ -2854,7 +2860,7 @@
     </w:p>
     <w:p>
       <w:pPr>
-        <w:spacing w:before="0" w:after="0" w:line="20" w:lineRule="exact"/>
+        <w:spacing w:before="0" w:after="0" w:line="50" w:lineRule="exact"/>
       </w:pPr>
     </w:p>
     <w:tbl>
@@ -2904,25 +2910,25 @@
                 <w:rFonts w:ascii="Avenir Next" w:hAnsi="Avenir Next" w:cs="Avenir Next" w:eastAsia="Avenir Next"/>
                 <w:b/>
                 <w:color w:val="1A1A1A"/>
+                <w:sz w:val="22"/>
+                <w:szCs w:val="20"/>
+              </w:rPr>
+              <w:t xml:space="preserve">10.</w:t>
+            </w:r>
+            <w:r>
+              <w:rPr>
+                <w:rFonts w:ascii="Avenir Next" w:hAnsi="Avenir Next" w:cs="Avenir Next" w:eastAsia="Avenir Next"/>
+                <w:color w:val="1A1A1A"/>
                 <w:sz w:val="20"/>
                 <w:szCs w:val="20"/>
               </w:rPr>
-              <w:t xml:space="preserve">10.</w:t>
-            </w:r>
-            <w:r>
-              <w:rPr>
-                <w:rFonts w:ascii="Avenir Next" w:hAnsi="Avenir Next" w:cs="Avenir Next" w:eastAsia="Avenir Next"/>
-                <w:color w:val="1A1A1A"/>
-                <w:sz w:val="20"/>
-                <w:szCs w:val="20"/>
-              </w:rPr>
               <w:tab/>
             </w:r>
             <w:r>
               <w:rPr>
                 <w:rFonts w:ascii="Avenir Next" w:hAnsi="Avenir Next" w:cs="Avenir Next" w:eastAsia="Avenir Next"/>
                 <w:color w:val="1A1A1A"/>
-                <w:sz w:val="20"/>
+                <w:sz w:val="22"/>
                 <w:szCs w:val="20"/>
               </w:rPr>
               <w:t xml:space="preserve">On a dot plot, the height of a stack tells you —</w:t>
@@ -2976,25 +2982,25 @@
                       <w:rFonts w:ascii="Avenir Next" w:hAnsi="Avenir Next" w:cs="Avenir Next" w:eastAsia="Avenir Next"/>
                       <w:b/>
                       <w:color w:val="003A70"/>
+                      <w:sz w:val="22"/>
+                      <w:szCs w:val="19"/>
+                    </w:rPr>
+                    <w:t xml:space="preserve">A</w:t>
+                  </w:r>
+                  <w:r>
+                    <w:rPr>
+                      <w:rFonts w:ascii="Avenir Next" w:hAnsi="Avenir Next" w:cs="Avenir Next" w:eastAsia="Avenir Next"/>
+                      <w:color w:val="1A1A1A"/>
                       <w:sz w:val="19"/>
                       <w:szCs w:val="19"/>
                     </w:rPr>
-                    <w:t xml:space="preserve">A</w:t>
-                  </w:r>
-                  <w:r>
-                    <w:rPr>
-                      <w:rFonts w:ascii="Avenir Next" w:hAnsi="Avenir Next" w:cs="Avenir Next" w:eastAsia="Avenir Next"/>
-                      <w:color w:val="1A1A1A"/>
-                      <w:sz w:val="19"/>
-                      <w:szCs w:val="19"/>
-                    </w:rPr>
                     <w:tab/>
                   </w:r>
                   <w:r>
                     <w:rPr>
                       <w:rFonts w:ascii="Avenir Next" w:hAnsi="Avenir Next" w:cs="Avenir Next" w:eastAsia="Avenir Next"/>
                       <w:color w:val="1A1A1A"/>
-                      <w:sz w:val="19"/>
+                      <w:sz w:val="22"/>
                       <w:szCs w:val="19"/>
                     </w:rPr>
                     <w:t xml:space="preserve">the greatest value</w:t>
@@ -3019,25 +3025,25 @@
                       <w:rFonts w:ascii="Avenir Next" w:hAnsi="Avenir Next" w:cs="Avenir Next" w:eastAsia="Avenir Next"/>
                       <w:b/>
                       <w:color w:val="003A70"/>
+                      <w:sz w:val="22"/>
+                      <w:szCs w:val="19"/>
+                    </w:rPr>
+                    <w:t xml:space="preserve">B</w:t>
+                  </w:r>
+                  <w:r>
+                    <w:rPr>
+                      <w:rFonts w:ascii="Avenir Next" w:hAnsi="Avenir Next" w:cs="Avenir Next" w:eastAsia="Avenir Next"/>
+                      <w:color w:val="1A1A1A"/>
                       <w:sz w:val="19"/>
                       <w:szCs w:val="19"/>
                     </w:rPr>
-                    <w:t xml:space="preserve">B</w:t>
-                  </w:r>
-                  <w:r>
-                    <w:rPr>
-                      <w:rFonts w:ascii="Avenir Next" w:hAnsi="Avenir Next" w:cs="Avenir Next" w:eastAsia="Avenir Next"/>
-                      <w:color w:val="1A1A1A"/>
-                      <w:sz w:val="19"/>
-                      <w:szCs w:val="19"/>
-                    </w:rPr>
                     <w:tab/>
                   </w:r>
                   <w:r>
                     <w:rPr>
                       <w:rFonts w:ascii="Avenir Next" w:hAnsi="Avenir Next" w:cs="Avenir Next" w:eastAsia="Avenir Next"/>
                       <w:color w:val="1A1A1A"/>
-                      <w:sz w:val="19"/>
+                      <w:sz w:val="22"/>
                       <w:szCs w:val="19"/>
                     </w:rPr>
                     <w:t xml:space="preserve">how many times that value appears</w:t>
@@ -3067,25 +3073,25 @@
                       <w:rFonts w:ascii="Avenir Next" w:hAnsi="Avenir Next" w:cs="Avenir Next" w:eastAsia="Avenir Next"/>
                       <w:b/>
                       <w:color w:val="003A70"/>
+                      <w:sz w:val="22"/>
+                      <w:szCs w:val="19"/>
+                    </w:rPr>
+                    <w:t xml:space="preserve">C</w:t>
+                  </w:r>
+                  <w:r>
+                    <w:rPr>
+                      <w:rFonts w:ascii="Avenir Next" w:hAnsi="Avenir Next" w:cs="Avenir Next" w:eastAsia="Avenir Next"/>
+                      <w:color w:val="1A1A1A"/>
                       <w:sz w:val="19"/>
                       <w:szCs w:val="19"/>
                     </w:rPr>
-                    <w:t xml:space="preserve">C</w:t>
-                  </w:r>
-                  <w:r>
-                    <w:rPr>
-                      <w:rFonts w:ascii="Avenir Next" w:hAnsi="Avenir Next" w:cs="Avenir Next" w:eastAsia="Avenir Next"/>
-                      <w:color w:val="1A1A1A"/>
-                      <w:sz w:val="19"/>
-                      <w:szCs w:val="19"/>
-                    </w:rPr>
                     <w:tab/>
                   </w:r>
                   <w:r>
                     <w:rPr>
                       <w:rFonts w:ascii="Avenir Next" w:hAnsi="Avenir Next" w:cs="Avenir Next" w:eastAsia="Avenir Next"/>
                       <w:color w:val="1A1A1A"/>
-                      <w:sz w:val="19"/>
+                      <w:sz w:val="22"/>
                       <w:szCs w:val="19"/>
                     </w:rPr>
                     <w:t xml:space="preserve">the number of values in all</w:t>
@@ -3110,25 +3116,25 @@
                       <w:rFonts w:ascii="Avenir Next" w:hAnsi="Avenir Next" w:cs="Avenir Next" w:eastAsia="Avenir Next"/>
                       <w:b/>
                       <w:color w:val="003A70"/>
+                      <w:sz w:val="22"/>
+                      <w:szCs w:val="19"/>
+                    </w:rPr>
+                    <w:t xml:space="preserve">D</w:t>
+                  </w:r>
+                  <w:r>
+                    <w:rPr>
+                      <w:rFonts w:ascii="Avenir Next" w:hAnsi="Avenir Next" w:cs="Avenir Next" w:eastAsia="Avenir Next"/>
+                      <w:color w:val="1A1A1A"/>
                       <w:sz w:val="19"/>
                       <w:szCs w:val="19"/>
                     </w:rPr>
-                    <w:t xml:space="preserve">D</w:t>
-                  </w:r>
-                  <w:r>
-                    <w:rPr>
-                      <w:rFonts w:ascii="Avenir Next" w:hAnsi="Avenir Next" w:cs="Avenir Next" w:eastAsia="Avenir Next"/>
-                      <w:color w:val="1A1A1A"/>
-                      <w:sz w:val="19"/>
-                      <w:szCs w:val="19"/>
-                    </w:rPr>
                     <w:tab/>
                   </w:r>
                   <w:r>
                     <w:rPr>
                       <w:rFonts w:ascii="Avenir Next" w:hAnsi="Avenir Next" w:cs="Avenir Next" w:eastAsia="Avenir Next"/>
                       <w:color w:val="1A1A1A"/>
-                      <w:sz w:val="19"/>
+                      <w:sz w:val="22"/>
                       <w:szCs w:val="19"/>
                     </w:rPr>
                     <w:t xml:space="preserve">the shape</w:t>
@@ -3139,7 +3145,7 @@
           </w:tbl>
           <w:p>
             <w:pPr>
-              <w:spacing w:before="0" w:after="0" w:line="24" w:lineRule="auto"/>
+              <w:spacing w:before="0" w:after="0" w:line="50" w:lineRule="exact"/>
             </w:pPr>
           </w:p>
         </w:tc>
@@ -3147,12 +3153,12 @@
     </w:tbl>
     <w:p>
       <w:pPr>
-        <w:spacing w:before="0" w:after="0" w:line="20" w:lineRule="exact"/>
+        <w:spacing w:before="0" w:after="0" w:line="50" w:lineRule="exact"/>
       </w:pPr>
     </w:p>
     <w:p>
       <w:pPr>
-        <w:spacing w:before="0" w:after="0" w:line="20" w:lineRule="exact"/>
+        <w:spacing w:before="0" w:after="0" w:line="50" w:lineRule="exact"/>
       </w:pPr>
     </w:p>
     <w:tbl>
@@ -3202,25 +3208,25 @@
                 <w:rFonts w:ascii="Avenir Next" w:hAnsi="Avenir Next" w:cs="Avenir Next" w:eastAsia="Avenir Next"/>
                 <w:b/>
                 <w:color w:val="1A1A1A"/>
+                <w:sz w:val="22"/>
+                <w:szCs w:val="20"/>
+              </w:rPr>
+              <w:t xml:space="preserve">11.</w:t>
+            </w:r>
+            <w:r>
+              <w:rPr>
+                <w:rFonts w:ascii="Avenir Next" w:hAnsi="Avenir Next" w:cs="Avenir Next" w:eastAsia="Avenir Next"/>
+                <w:color w:val="1A1A1A"/>
                 <w:sz w:val="20"/>
                 <w:szCs w:val="20"/>
               </w:rPr>
-              <w:t xml:space="preserve">11.</w:t>
-            </w:r>
-            <w:r>
-              <w:rPr>
-                <w:rFonts w:ascii="Avenir Next" w:hAnsi="Avenir Next" w:cs="Avenir Next" w:eastAsia="Avenir Next"/>
-                <w:color w:val="1A1A1A"/>
-                <w:sz w:val="20"/>
-                <w:szCs w:val="20"/>
-              </w:rPr>
               <w:tab/>
             </w:r>
             <w:r>
               <w:rPr>
                 <w:rFonts w:ascii="Avenir Next" w:hAnsi="Avenir Next" w:cs="Avenir Next" w:eastAsia="Avenir Next"/>
                 <w:color w:val="1A1A1A"/>
-                <w:sz w:val="20"/>
+                <w:sz w:val="22"/>
                 <w:szCs w:val="20"/>
               </w:rPr>
               <w:t xml:space="preserve">Data: 2, 2, 3, 5, 5, 5. Which stack is tallest?</w:t>
@@ -3276,25 +3282,25 @@
                       <w:rFonts w:ascii="Avenir Next" w:hAnsi="Avenir Next" w:cs="Avenir Next" w:eastAsia="Avenir Next"/>
                       <w:b/>
                       <w:color w:val="003A70"/>
+                      <w:sz w:val="22"/>
+                      <w:szCs w:val="19"/>
+                    </w:rPr>
+                    <w:t xml:space="preserve">A</w:t>
+                  </w:r>
+                  <w:r>
+                    <w:rPr>
+                      <w:rFonts w:ascii="Avenir Next" w:hAnsi="Avenir Next" w:cs="Avenir Next" w:eastAsia="Avenir Next"/>
+                      <w:color w:val="1A1A1A"/>
                       <w:sz w:val="19"/>
                       <w:szCs w:val="19"/>
                     </w:rPr>
-                    <w:t xml:space="preserve">A</w:t>
-                  </w:r>
-                  <w:r>
-                    <w:rPr>
-                      <w:rFonts w:ascii="Avenir Next" w:hAnsi="Avenir Next" w:cs="Avenir Next" w:eastAsia="Avenir Next"/>
-                      <w:color w:val="1A1A1A"/>
-                      <w:sz w:val="19"/>
-                      <w:szCs w:val="19"/>
-                    </w:rPr>
                     <w:tab/>
                   </w:r>
                   <w:r>
                     <w:rPr>
                       <w:rFonts w:ascii="Avenir Next" w:hAnsi="Avenir Next" w:cs="Avenir Next" w:eastAsia="Avenir Next"/>
                       <w:color w:val="1A1A1A"/>
-                      <w:sz w:val="19"/>
+                      <w:sz w:val="22"/>
                       <w:szCs w:val="19"/>
                     </w:rPr>
                     <w:t xml:space="preserve">over 5</w:t>
@@ -3319,25 +3325,25 @@
                       <w:rFonts w:ascii="Avenir Next" w:hAnsi="Avenir Next" w:cs="Avenir Next" w:eastAsia="Avenir Next"/>
                       <w:b/>
                       <w:color w:val="003A70"/>
+                      <w:sz w:val="22"/>
+                      <w:szCs w:val="19"/>
+                    </w:rPr>
+                    <w:t xml:space="preserve">B</w:t>
+                  </w:r>
+                  <w:r>
+                    <w:rPr>
+                      <w:rFonts w:ascii="Avenir Next" w:hAnsi="Avenir Next" w:cs="Avenir Next" w:eastAsia="Avenir Next"/>
+                      <w:color w:val="1A1A1A"/>
                       <w:sz w:val="19"/>
                       <w:szCs w:val="19"/>
                     </w:rPr>
-                    <w:t xml:space="preserve">B</w:t>
-                  </w:r>
-                  <w:r>
-                    <w:rPr>
-                      <w:rFonts w:ascii="Avenir Next" w:hAnsi="Avenir Next" w:cs="Avenir Next" w:eastAsia="Avenir Next"/>
-                      <w:color w:val="1A1A1A"/>
-                      <w:sz w:val="19"/>
-                      <w:szCs w:val="19"/>
-                    </w:rPr>
                     <w:tab/>
                   </w:r>
                   <w:r>
                     <w:rPr>
                       <w:rFonts w:ascii="Avenir Next" w:hAnsi="Avenir Next" w:cs="Avenir Next" w:eastAsia="Avenir Next"/>
                       <w:color w:val="1A1A1A"/>
-                      <w:sz w:val="19"/>
+                      <w:sz w:val="22"/>
                       <w:szCs w:val="19"/>
                     </w:rPr>
                     <w:t xml:space="preserve">over 2</w:t>
@@ -3362,25 +3368,25 @@
                       <w:rFonts w:ascii="Avenir Next" w:hAnsi="Avenir Next" w:cs="Avenir Next" w:eastAsia="Avenir Next"/>
                       <w:b/>
                       <w:color w:val="003A70"/>
+                      <w:sz w:val="22"/>
+                      <w:szCs w:val="19"/>
+                    </w:rPr>
+                    <w:t xml:space="preserve">C</w:t>
+                  </w:r>
+                  <w:r>
+                    <w:rPr>
+                      <w:rFonts w:ascii="Avenir Next" w:hAnsi="Avenir Next" w:cs="Avenir Next" w:eastAsia="Avenir Next"/>
+                      <w:color w:val="1A1A1A"/>
                       <w:sz w:val="19"/>
                       <w:szCs w:val="19"/>
                     </w:rPr>
-                    <w:t xml:space="preserve">C</w:t>
-                  </w:r>
-                  <w:r>
-                    <w:rPr>
-                      <w:rFonts w:ascii="Avenir Next" w:hAnsi="Avenir Next" w:cs="Avenir Next" w:eastAsia="Avenir Next"/>
-                      <w:color w:val="1A1A1A"/>
-                      <w:sz w:val="19"/>
-                      <w:szCs w:val="19"/>
-                    </w:rPr>
                     <w:tab/>
                   </w:r>
                   <w:r>
                     <w:rPr>
                       <w:rFonts w:ascii="Avenir Next" w:hAnsi="Avenir Next" w:cs="Avenir Next" w:eastAsia="Avenir Next"/>
                       <w:color w:val="1A1A1A"/>
-                      <w:sz w:val="19"/>
+                      <w:sz w:val="22"/>
                       <w:szCs w:val="19"/>
                     </w:rPr>
                     <w:t xml:space="preserve">over 3</w:t>
@@ -3405,25 +3411,25 @@
                       <w:rFonts w:ascii="Avenir Next" w:hAnsi="Avenir Next" w:cs="Avenir Next" w:eastAsia="Avenir Next"/>
                       <w:b/>
                       <w:color w:val="003A70"/>
+                      <w:sz w:val="22"/>
+                      <w:szCs w:val="19"/>
+                    </w:rPr>
+                    <w:t xml:space="preserve">D</w:t>
+                  </w:r>
+                  <w:r>
+                    <w:rPr>
+                      <w:rFonts w:ascii="Avenir Next" w:hAnsi="Avenir Next" w:cs="Avenir Next" w:eastAsia="Avenir Next"/>
+                      <w:color w:val="1A1A1A"/>
                       <w:sz w:val="19"/>
                       <w:szCs w:val="19"/>
                     </w:rPr>
-                    <w:t xml:space="preserve">D</w:t>
-                  </w:r>
-                  <w:r>
-                    <w:rPr>
-                      <w:rFonts w:ascii="Avenir Next" w:hAnsi="Avenir Next" w:cs="Avenir Next" w:eastAsia="Avenir Next"/>
-                      <w:color w:val="1A1A1A"/>
-                      <w:sz w:val="19"/>
-                      <w:szCs w:val="19"/>
-                    </w:rPr>
                     <w:tab/>
                   </w:r>
                   <w:r>
                     <w:rPr>
                       <w:rFonts w:ascii="Avenir Next" w:hAnsi="Avenir Next" w:cs="Avenir Next" w:eastAsia="Avenir Next"/>
                       <w:color w:val="1A1A1A"/>
-                      <w:sz w:val="19"/>
+                      <w:sz w:val="22"/>
                       <w:szCs w:val="19"/>
                     </w:rPr>
                     <w:t xml:space="preserve">over 15</w:t>
@@ -3434,7 +3440,7 @@
           </w:tbl>
           <w:p>
             <w:pPr>
-              <w:spacing w:before="0" w:after="0" w:line="24" w:lineRule="auto"/>
+              <w:spacing w:before="0" w:after="0" w:line="50" w:lineRule="exact"/>
             </w:pPr>
           </w:p>
         </w:tc>
@@ -3442,11 +3448,12 @@
     </w:tbl>
     <w:p>
       <w:pPr>
-        <w:spacing w:before="0" w:after="0" w:line="20" w:lineRule="exact"/>
+        <w:spacing w:before="0" w:after="0" w:line="50" w:lineRule="exact"/>
       </w:pPr>
     </w:p>
     <w:p>
       <w:pPr>
+        <w:pStyle w:val="Heading2"/>
         <w:keepNext/>
         <w:pBdr>
           <w:bottom w:val="single" w:sz="8" w:space="3" w:color="003A70"/>
@@ -3462,7 +3469,7 @@
           <w:b/>
           <w:color w:val="003A70"/>
           <w:spacing w:val="14"/>
-          <w:sz w:val="19"/>
+          <w:sz w:val="22"/>
           <w:szCs w:val="19"/>
         </w:rPr>
         <w:t xml:space="preserve">SELF-CHECK CODE</w:t>
@@ -3481,7 +3488,7 @@
           <w:rFonts w:ascii="Avenir Next" w:hAnsi="Avenir Next" w:cs="Avenir Next" w:eastAsia="Avenir Next"/>
           <w:i/>
           <w:color w:val="5A5F66"/>
-          <w:sz w:val="17"/>
+          <w:sz w:val="22"/>
           <w:szCs w:val="17"/>
         </w:rPr>
         <w:t xml:space="preserve">find your answer · copy its letter into that problem’s box · spell a math word</w:t>
@@ -3540,7 +3547,7 @@
                 <w:rFonts w:ascii="Avenir Next" w:hAnsi="Avenir Next" w:cs="Avenir Next" w:eastAsia="Avenir Next"/>
                 <w:b/>
                 <w:color w:val="1A1A1A"/>
-                <w:sz w:val="18"/>
+                <w:sz w:val="22"/>
                 <w:szCs w:val="18"/>
               </w:rPr>
               <w:t xml:space="preserve">7</w:t>
@@ -3556,7 +3563,7 @@
                 <w:rFonts w:ascii="Avenir Next" w:hAnsi="Avenir Next" w:cs="Avenir Next" w:eastAsia="Avenir Next"/>
                 <w:b/>
                 <w:color w:val="003A70"/>
-                <w:sz w:val="18"/>
+                <w:sz w:val="22"/>
                 <w:szCs w:val="18"/>
               </w:rPr>
               <w:t xml:space="preserve">A</w:t>
@@ -3579,7 +3586,7 @@
                 <w:rFonts w:ascii="Avenir Next" w:hAnsi="Avenir Next" w:cs="Avenir Next" w:eastAsia="Avenir Next"/>
                 <w:b/>
                 <w:color w:val="1A1A1A"/>
-                <w:sz w:val="18"/>
+                <w:sz w:val="22"/>
                 <w:szCs w:val="18"/>
               </w:rPr>
               <w:t xml:space="preserve">12</w:t>
@@ -3595,7 +3602,7 @@
                 <w:rFonts w:ascii="Avenir Next" w:hAnsi="Avenir Next" w:cs="Avenir Next" w:eastAsia="Avenir Next"/>
                 <w:b/>
                 <w:color w:val="003A70"/>
-                <w:sz w:val="18"/>
+                <w:sz w:val="22"/>
                 <w:szCs w:val="18"/>
               </w:rPr>
               <w:t xml:space="preserve">K</w:t>
@@ -3618,7 +3625,7 @@
                 <w:rFonts w:ascii="Avenir Next" w:hAnsi="Avenir Next" w:cs="Avenir Next" w:eastAsia="Avenir Next"/>
                 <w:b/>
                 <w:color w:val="1A1A1A"/>
-                <w:sz w:val="18"/>
+                <w:sz w:val="22"/>
                 <w:szCs w:val="18"/>
               </w:rPr>
               <w:t xml:space="preserve">6</w:t>
@@ -3634,7 +3641,7 @@
                 <w:rFonts w:ascii="Avenir Next" w:hAnsi="Avenir Next" w:cs="Avenir Next" w:eastAsia="Avenir Next"/>
                 <w:b/>
                 <w:color w:val="003A70"/>
-                <w:sz w:val="18"/>
+                <w:sz w:val="22"/>
                 <w:szCs w:val="18"/>
               </w:rPr>
               <w:t xml:space="preserve">T</w:t>
@@ -3657,7 +3664,7 @@
                 <w:rFonts w:ascii="Avenir Next" w:hAnsi="Avenir Next" w:cs="Avenir Next" w:eastAsia="Avenir Next"/>
                 <w:b/>
                 <w:color w:val="1A1A1A"/>
-                <w:sz w:val="18"/>
+                <w:sz w:val="22"/>
                 <w:szCs w:val="18"/>
               </w:rPr>
               <w:t xml:space="preserve">4</w:t>
@@ -3673,7 +3680,7 @@
                 <w:rFonts w:ascii="Avenir Next" w:hAnsi="Avenir Next" w:cs="Avenir Next" w:eastAsia="Avenir Next"/>
                 <w:b/>
                 <w:color w:val="003A70"/>
-                <w:sz w:val="18"/>
+                <w:sz w:val="22"/>
                 <w:szCs w:val="18"/>
               </w:rPr>
               <w:t xml:space="preserve">Q</w:t>
@@ -3696,7 +3703,7 @@
                 <w:rFonts w:ascii="Avenir Next" w:hAnsi="Avenir Next" w:cs="Avenir Next" w:eastAsia="Avenir Next"/>
                 <w:b/>
                 <w:color w:val="1A1A1A"/>
-                <w:sz w:val="18"/>
+                <w:sz w:val="22"/>
                 <w:szCs w:val="18"/>
               </w:rPr>
               <w:t xml:space="preserve">10</w:t>
@@ -3712,7 +3719,7 @@
                 <w:rFonts w:ascii="Avenir Next" w:hAnsi="Avenir Next" w:cs="Avenir Next" w:eastAsia="Avenir Next"/>
                 <w:b/>
                 <w:color w:val="003A70"/>
-                <w:sz w:val="18"/>
+                <w:sz w:val="22"/>
                 <w:szCs w:val="18"/>
               </w:rPr>
               <w:t xml:space="preserve">C</w:t>
@@ -3735,7 +3742,7 @@
                 <w:rFonts w:ascii="Avenir Next" w:hAnsi="Avenir Next" w:cs="Avenir Next" w:eastAsia="Avenir Next"/>
                 <w:b/>
                 <w:color w:val="1A1A1A"/>
-                <w:sz w:val="18"/>
+                <w:sz w:val="22"/>
                 <w:szCs w:val="18"/>
               </w:rPr>
               <w:t xml:space="preserve">11</w:t>
@@ -3751,7 +3758,7 @@
                 <w:rFonts w:ascii="Avenir Next" w:hAnsi="Avenir Next" w:cs="Avenir Next" w:eastAsia="Avenir Next"/>
                 <w:b/>
                 <w:color w:val="003A70"/>
-                <w:sz w:val="18"/>
+                <w:sz w:val="22"/>
                 <w:szCs w:val="18"/>
               </w:rPr>
               <w:t xml:space="preserve">E</w:t>
@@ -3774,7 +3781,7 @@
                 <w:rFonts w:ascii="Avenir Next" w:hAnsi="Avenir Next" w:cs="Avenir Next" w:eastAsia="Avenir Next"/>
                 <w:b/>
                 <w:color w:val="1A1A1A"/>
-                <w:sz w:val="18"/>
+                <w:sz w:val="22"/>
                 <w:szCs w:val="18"/>
               </w:rPr>
               <w:t xml:space="preserve">1</w:t>
@@ -3790,7 +3797,7 @@
                 <w:rFonts w:ascii="Avenir Next" w:hAnsi="Avenir Next" w:cs="Avenir Next" w:eastAsia="Avenir Next"/>
                 <w:b/>
                 <w:color w:val="003A70"/>
-                <w:sz w:val="18"/>
+                <w:sz w:val="22"/>
                 <w:szCs w:val="18"/>
               </w:rPr>
               <w:t xml:space="preserve">X</w:t>
@@ -3813,7 +3820,7 @@
                 <w:rFonts w:ascii="Avenir Next" w:hAnsi="Avenir Next" w:cs="Avenir Next" w:eastAsia="Avenir Next"/>
                 <w:b/>
                 <w:color w:val="1A1A1A"/>
-                <w:sz w:val="18"/>
+                <w:sz w:val="22"/>
                 <w:szCs w:val="18"/>
               </w:rPr>
               <w:t xml:space="preserve">15</w:t>
@@ -3829,7 +3836,7 @@
                 <w:rFonts w:ascii="Avenir Next" w:hAnsi="Avenir Next" w:cs="Avenir Next" w:eastAsia="Avenir Next"/>
                 <w:b/>
                 <w:color w:val="003A70"/>
-                <w:sz w:val="18"/>
+                <w:sz w:val="22"/>
                 <w:szCs w:val="18"/>
               </w:rPr>
               <w:t xml:space="preserve">Z</w:t>
@@ -3852,7 +3859,7 @@
                 <w:rFonts w:ascii="Avenir Next" w:hAnsi="Avenir Next" w:cs="Avenir Next" w:eastAsia="Avenir Next"/>
                 <w:b/>
                 <w:color w:val="1A1A1A"/>
-                <w:sz w:val="18"/>
+                <w:sz w:val="22"/>
                 <w:szCs w:val="18"/>
               </w:rPr>
               <w:t xml:space="preserve">2</w:t>
@@ -3868,7 +3875,7 @@
                 <w:rFonts w:ascii="Avenir Next" w:hAnsi="Avenir Next" w:cs="Avenir Next" w:eastAsia="Avenir Next"/>
                 <w:b/>
                 <w:color w:val="003A70"/>
-                <w:sz w:val="18"/>
+                <w:sz w:val="22"/>
                 <w:szCs w:val="18"/>
               </w:rPr>
               <w:t xml:space="preserve">S</w:t>
@@ -3891,7 +3898,7 @@
                 <w:rFonts w:ascii="Avenir Next" w:hAnsi="Avenir Next" w:cs="Avenir Next" w:eastAsia="Avenir Next"/>
                 <w:b/>
                 <w:color w:val="1A1A1A"/>
-                <w:sz w:val="18"/>
+                <w:sz w:val="22"/>
                 <w:szCs w:val="18"/>
               </w:rPr>
               <w:t xml:space="preserve">3</w:t>
@@ -3907,7 +3914,7 @@
                 <w:rFonts w:ascii="Avenir Next" w:hAnsi="Avenir Next" w:cs="Avenir Next" w:eastAsia="Avenir Next"/>
                 <w:b/>
                 <w:color w:val="003A70"/>
-                <w:sz w:val="18"/>
+                <w:sz w:val="22"/>
                 <w:szCs w:val="18"/>
               </w:rPr>
               <w:t xml:space="preserve">D</w:t>
@@ -3918,7 +3925,7 @@
     </w:tbl>
     <w:p>
       <w:pPr>
-        <w:spacing w:before="0" w:after="0" w:line="60" w:lineRule="auto"/>
+        <w:spacing w:before="0" w:after="0" w:line="50" w:lineRule="exact"/>
       </w:pPr>
     </w:p>
     <w:tbl>
@@ -4107,7 +4114,7 @@
     </w:tbl>
     <w:p>
       <w:pPr>
-        <w:spacing w:before="0" w:after="0" w:line="40" w:lineRule="auto"/>
+        <w:spacing w:before="0" w:after="0" w:line="50" w:lineRule="exact"/>
       </w:pPr>
     </w:p>
     <w:tbl>
@@ -4149,6 +4156,7 @@
           </w:tcPr>
           <w:p>
             <w:pPr>
+              <w:pStyle w:val="Heading2"/>
               <w:spacing w:before="0" w:after="0" w:line="240" w:lineRule="auto"/>
             </w:pPr>
             <w:r>
@@ -4186,7 +4194,7 @@
               <w:rPr>
                 <w:rFonts w:ascii="Avenir Next" w:hAnsi="Avenir Next" w:cs="Avenir Next" w:eastAsia="Avenir Next"/>
                 <w:color w:val="1A1A1A"/>
-                <w:sz w:val="17"/>
+                <w:sz w:val="22"/>
                 <w:szCs w:val="17"/>
               </w:rPr>
               <w:t xml:space="preserve">  I can do this on my own</w:t>
@@ -4215,7 +4223,7 @@
               <w:rPr>
                 <w:rFonts w:ascii="Avenir Next" w:hAnsi="Avenir Next" w:cs="Avenir Next" w:eastAsia="Avenir Next"/>
                 <w:color w:val="1A1A1A"/>
-                <w:sz w:val="17"/>
+                <w:sz w:val="22"/>
                 <w:szCs w:val="17"/>
               </w:rPr>
               <w:t xml:space="preserve">  I need a little help</w:t>
@@ -4244,7 +4252,7 @@
               <w:rPr>
                 <w:rFonts w:ascii="Avenir Next" w:hAnsi="Avenir Next" w:cs="Avenir Next" w:eastAsia="Avenir Next"/>
                 <w:color w:val="1A1A1A"/>
-                <w:sz w:val="17"/>
+                <w:sz w:val="22"/>
                 <w:szCs w:val="17"/>
               </w:rPr>
               <w:t xml:space="preserve">  I have a question about #</w:t>
@@ -4265,7 +4273,7 @@
     </w:tbl>
     <w:p>
       <w:pPr>
-        <w:spacing w:before="0" w:after="0" w:line="20" w:lineRule="exact"/>
+        <w:spacing w:before="0" w:after="0" w:line="50" w:lineRule="exact"/>
       </w:pPr>
     </w:p>
     <w:sectPr>
@@ -4351,7 +4359,106 @@
               <w:sz w:val="15"/>
               <w:szCs w:val="15"/>
             </w:rPr>
-            <w:t xml:space="preserve">Lesson 2-1  ·  Session 2  ·  Practice Form A</w:t>
+            <w:t xml:space="preserve">2-1 · Page </w:t>
+          </w:r>
+          <w:r>
+            <w:rPr>
+              <w:rFonts w:ascii="Avenir Next" w:hAnsi="Avenir Next" w:cs="Avenir Next" w:eastAsia="Avenir Next"/>
+              <w:color w:val="5A5F66"/>
+              <w:sz w:val="15"/>
+              <w:szCs w:val="15"/>
+            </w:rPr>
+            <w:fldChar w:fldCharType="begin"/>
+          </w:r>
+          <w:r>
+            <w:rPr>
+              <w:rFonts w:ascii="Avenir Next" w:hAnsi="Avenir Next" w:cs="Avenir Next" w:eastAsia="Avenir Next"/>
+              <w:color w:val="5A5F66"/>
+              <w:sz w:val="15"/>
+              <w:szCs w:val="15"/>
+            </w:rPr>
+            <w:instrText xml:space="preserve"> PAGE </w:instrText>
+          </w:r>
+          <w:r>
+            <w:rPr>
+              <w:rFonts w:ascii="Avenir Next" w:hAnsi="Avenir Next" w:cs="Avenir Next" w:eastAsia="Avenir Next"/>
+              <w:color w:val="5A5F66"/>
+              <w:sz w:val="15"/>
+              <w:szCs w:val="15"/>
+            </w:rPr>
+            <w:fldChar w:fldCharType="separate"/>
+          </w:r>
+          <w:r>
+            <w:rPr>
+              <w:rFonts w:ascii="Avenir Next" w:hAnsi="Avenir Next" w:cs="Avenir Next" w:eastAsia="Avenir Next"/>
+              <w:color w:val="5A5F66"/>
+              <w:sz w:val="15"/>
+              <w:szCs w:val="15"/>
+            </w:rPr>
+            <w:t xml:space="preserve">1</w:t>
+          </w:r>
+          <w:r>
+            <w:rPr>
+              <w:rFonts w:ascii="Avenir Next" w:hAnsi="Avenir Next" w:cs="Avenir Next" w:eastAsia="Avenir Next"/>
+              <w:color w:val="5A5F66"/>
+              <w:sz w:val="15"/>
+              <w:szCs w:val="15"/>
+            </w:rPr>
+            <w:fldChar w:fldCharType="end"/>
+          </w:r>
+          <w:r>
+            <w:rPr>
+              <w:rFonts w:ascii="Avenir Next" w:hAnsi="Avenir Next" w:cs="Avenir Next" w:eastAsia="Avenir Next"/>
+              <w:color w:val="5A5F66"/>
+              <w:sz w:val="15"/>
+              <w:szCs w:val="15"/>
+            </w:rPr>
+            <w:t xml:space="preserve"> of </w:t>
+          </w:r>
+          <w:r>
+            <w:rPr>
+              <w:rFonts w:ascii="Avenir Next" w:hAnsi="Avenir Next" w:cs="Avenir Next" w:eastAsia="Avenir Next"/>
+              <w:color w:val="5A5F66"/>
+              <w:sz w:val="15"/>
+              <w:szCs w:val="15"/>
+            </w:rPr>
+            <w:fldChar w:fldCharType="begin"/>
+          </w:r>
+          <w:r>
+            <w:rPr>
+              <w:rFonts w:ascii="Avenir Next" w:hAnsi="Avenir Next" w:cs="Avenir Next" w:eastAsia="Avenir Next"/>
+              <w:color w:val="5A5F66"/>
+              <w:sz w:val="15"/>
+              <w:szCs w:val="15"/>
+            </w:rPr>
+            <w:instrText xml:space="preserve"> NUMPAGES </w:instrText>
+          </w:r>
+          <w:r>
+            <w:rPr>
+              <w:rFonts w:ascii="Avenir Next" w:hAnsi="Avenir Next" w:cs="Avenir Next" w:eastAsia="Avenir Next"/>
+              <w:color w:val="5A5F66"/>
+              <w:sz w:val="15"/>
+              <w:szCs w:val="15"/>
+            </w:rPr>
+            <w:fldChar w:fldCharType="separate"/>
+          </w:r>
+          <w:r>
+            <w:rPr>
+              <w:rFonts w:ascii="Avenir Next" w:hAnsi="Avenir Next" w:cs="Avenir Next" w:eastAsia="Avenir Next"/>
+              <w:color w:val="5A5F66"/>
+              <w:sz w:val="15"/>
+              <w:szCs w:val="15"/>
+            </w:rPr>
+            <w:t xml:space="preserve">1</w:t>
+          </w:r>
+          <w:r>
+            <w:rPr>
+              <w:rFonts w:ascii="Avenir Next" w:hAnsi="Avenir Next" w:cs="Avenir Next" w:eastAsia="Avenir Next"/>
+              <w:color w:val="5A5F66"/>
+              <w:sz w:val="15"/>
+              <w:szCs w:val="15"/>
+            </w:rPr>
+            <w:fldChar w:fldCharType="end"/>
           </w:r>
         </w:p>
       </w:tc>
@@ -4394,5 +4501,23 @@
       </w:tblCellMar>
     </w:tblPr>
   </w:style>
+  <w:style w:type="paragraph" w:styleId="Heading1">
+    <w:name w:val="heading 1"/>
+    <w:basedOn w:val="Normal"/>
+    <w:pPr>
+      <w:outlineLvl w:val="0"/>
+      <w:keepNext w:val="0"/>
+      <w:keepLines w:val="0"/>
+    </w:pPr>
+  </w:style>
+  <w:style w:type="paragraph" w:styleId="Heading2">
+    <w:name w:val="heading 2"/>
+    <w:basedOn w:val="Normal"/>
+    <w:pPr>
+      <w:outlineLvl w:val="1"/>
+      <w:keepNext w:val="0"/>
+      <w:keepLines w:val="0"/>
+    </w:pPr>
+  </w:style>
 </w:styles>
 </file>